--- a/courts/tenth-circuit/bankruptcy-appellate-panel/answering-brief/usage/OUTPUT-answering-brief.docx
+++ b/courts/tenth-circuit/bankruptcy-appellate-panel/answering-brief/usage/OUTPUT-answering-brief.docx
@@ -4,19 +4,58 @@
   <w:body>
     <w:p>
       <w:pPr>
-        <w:pStyle w:val="Centered"/>
-      </w:pPr>
-      <w:r>
-        <w:rPr>
-          <w:b/>
-          <w:bCs/>
-        </w:rPr>
-        <w:t xml:space="preserve">BAP No. 25-000</w:t>
-      </w:r>
-    </w:p>
-    <w:p>
-      <w:pPr>
-        <w:pStyle w:val="Centered"/>
+        <w:keepNext/>
+        <w:keepLines/>
+        <w:spacing w:before="134" w:after="0" w:line="400" w:lineRule="exact"/>
+        <w:ind w:left="0" w:firstLine="0"/>
+        <w:jc w:val="center"/>
+      </w:pPr>
+      <w:r>
+        <w:rPr>
+          <w:b/>
+          <w:bCs/>
+        </w:rPr>
+        <w:t xml:space="preserve">BAP No. </w:t>
+      </w:r>
+      <w:r>
+        <w:rPr>
+          <w:b/>
+          <w:bCs/>
+        </w:rPr>
+        <w:t xml:space="preserve">25</w:t>
+        <w:noBreakHyphen/>
+        <w:t xml:space="preserve">000</w:t>
+      </w:r>
+    </w:p>
+    <w:p>
+      <w:pPr>
+        <w:keepNext/>
+        <w:keepLines/>
+        <w:pBdr>
+          <w:bottom w:val="single" w:sz="12" w:space="0" w:color="000000"/>
+        </w:pBdr>
+        <w:spacing w:before="302" w:after="0" w:line="20" w:lineRule="exact"/>
+        <w:ind w:left="0" w:right="0" w:firstLine="0"/>
+      </w:pPr>
+    </w:p>
+    <w:p>
+      <w:pPr>
+        <w:keepNext/>
+        <w:keepLines/>
+        <w:pBdr>
+          <w:bottom w:val="single" w:sz="4" w:space="0" w:color="000000"/>
+        </w:pBdr>
+        <w:spacing w:before="98" w:after="0" w:line="20" w:lineRule="exact"/>
+        <w:ind w:left="0" w:right="0" w:firstLine="0"/>
+      </w:pPr>
+    </w:p>
+    <w:p>
+      <w:pPr>
+        <w:keepNext/>
+        <w:keepLines/>
+        <w:spacing w:before="307" w:after="0" w:line="400" w:lineRule="exact"/>
+        <w:ind w:left="0" w:firstLine="0"/>
+        <w:jc w:val="center"/>
       </w:pPr>
       <w:r>
         <w:rPr>
@@ -28,15 +67,57 @@
     </w:p>
     <w:p>
       <w:pPr>
-        <w:pStyle w:val="Centered"/>
-      </w:pPr>
-      <w:r>
-        <w:t xml:space="preserve">IN RE EXAMPLE HOLDINGS, LLC,</w:t>
-      </w:r>
-    </w:p>
-    <w:p>
-      <w:pPr>
-        <w:pStyle w:val="IndentBlock"/>
+        <w:keepNext/>
+        <w:keepLines/>
+        <w:pBdr>
+          <w:bottom w:val="single" w:sz="6" w:space="0" w:color="000000"/>
+        </w:pBdr>
+        <w:spacing w:before="302" w:after="0" w:line="20" w:lineRule="exact"/>
+        <w:ind w:left="3240.0" w:right="3240.0" w:firstLine="0"/>
+      </w:pPr>
+    </w:p>
+    <w:p>
+      <w:pPr>
+        <w:keepNext/>
+        <w:keepLines/>
+        <w:spacing w:before="307" w:after="0" w:line="400" w:lineRule="exact"/>
+        <w:ind w:left="0" w:firstLine="0"/>
+        <w:jc w:val="center"/>
+      </w:pPr>
+      <w:r>
+        <w:t xml:space="preserve">IN</w:t>
+      </w:r>
+      <w:r>
+        <w:t xml:space="preserve"> </w:t>
+      </w:r>
+      <w:r>
+        <w:t xml:space="preserve">RE</w:t>
+      </w:r>
+      <w:r>
+        <w:t xml:space="preserve"> </w:t>
+      </w:r>
+      <w:r>
+        <w:t xml:space="preserve">EXAMPLE</w:t>
+      </w:r>
+      <w:r>
+        <w:t xml:space="preserve"> </w:t>
+      </w:r>
+      <w:r>
+        <w:t xml:space="preserve">HOLDINGS,</w:t>
+      </w:r>
+      <w:r>
+        <w:t xml:space="preserve"> </w:t>
+      </w:r>
+      <w:r>
+        <w:t xml:space="preserve">LLC,</w:t>
+      </w:r>
+    </w:p>
+    <w:p>
+      <w:pPr>
+        <w:keepNext/>
+        <w:keepLines/>
+        <w:spacing w:before="98" w:after="0" w:line="400" w:lineRule="exact"/>
+        <w:ind w:left="4680" w:firstLine="0"/>
       </w:pPr>
       <w:r>
         <w:t xml:space="preserve">Debtor.</w:t>
@@ -44,15 +125,28 @@
     </w:p>
     <w:p>
       <w:pPr>
-        <w:pStyle w:val="Centered"/>
-      </w:pPr>
-      <w:r>
-        <w:t xml:space="preserve">JANE DOE,</w:t>
-      </w:r>
-    </w:p>
-    <w:p>
-      <w:pPr>
-        <w:pStyle w:val="IndentBlock"/>
+        <w:keepNext/>
+        <w:keepLines/>
+        <w:spacing w:before="165" w:after="0" w:line="400" w:lineRule="exact"/>
+        <w:ind w:left="0" w:firstLine="0"/>
+        <w:jc w:val="center"/>
+      </w:pPr>
+      <w:r>
+        <w:t xml:space="preserve">JANE</w:t>
+      </w:r>
+      <w:r>
+        <w:t xml:space="preserve"> </w:t>
+      </w:r>
+      <w:r>
+        <w:t xml:space="preserve">DOE,</w:t>
+      </w:r>
+    </w:p>
+    <w:p>
+      <w:pPr>
+        <w:keepNext/>
+        <w:keepLines/>
+        <w:spacing w:before="98" w:after="0" w:line="400" w:lineRule="exact"/>
+        <w:ind w:left="4680" w:firstLine="0"/>
       </w:pPr>
       <w:r>
         <w:t xml:space="preserve">Appellant,</w:t>
@@ -60,7 +154,11 @@
     </w:p>
     <w:p>
       <w:pPr>
-        <w:pStyle w:val="Centered"/>
+        <w:keepNext/>
+        <w:keepLines/>
+        <w:spacing w:before="165" w:after="0" w:line="400" w:lineRule="exact"/>
+        <w:ind w:left="0" w:firstLine="0"/>
+        <w:jc w:val="center"/>
       </w:pPr>
       <w:r>
         <w:t xml:space="preserve">v.</w:t>
@@ -68,15 +166,55 @@
     </w:p>
     <w:p>
       <w:pPr>
-        <w:pStyle w:val="Centered"/>
-      </w:pPr>
-      <w:r>
-        <w:t xml:space="preserve">EXAMPLE TRUSTEE, et al.,</w:t>
-      </w:r>
-    </w:p>
-    <w:p>
-      <w:pPr>
-        <w:pStyle w:val="IndentBlock"/>
+        <w:keepNext/>
+        <w:keepLines/>
+        <w:spacing w:before="165" w:after="0" w:line="400" w:lineRule="exact"/>
+        <w:ind w:left="0" w:firstLine="0"/>
+        <w:jc w:val="center"/>
+      </w:pPr>
+      <w:r>
+        <w:t xml:space="preserve">EXAMPLE</w:t>
+      </w:r>
+      <w:r>
+        <w:t xml:space="preserve"> </w:t>
+      </w:r>
+      <w:r>
+        <w:t xml:space="preserve">TRUSTEE,</w:t>
+      </w:r>
+      <w:r>
+        <w:t xml:space="preserve"> </w:t>
+      </w:r>
+      <w:r>
+        <w:rPr>
+          <w:i/>
+          <w:iCs/>
+        </w:rPr>
+        <w:t xml:space="preserve">et</w:t>
+      </w:r>
+      <w:r>
+        <w:rPr>
+          <w:i/>
+          <w:iCs/>
+        </w:rPr>
+        <w:t xml:space="preserve"> </w:t>
+      </w:r>
+      <w:r>
+        <w:rPr>
+          <w:i/>
+          <w:iCs/>
+        </w:rPr>
+        <w:t xml:space="preserve">al.</w:t>
+      </w:r>
+      <w:r>
+        <w:t xml:space="preserve">,</w:t>
+      </w:r>
+    </w:p>
+    <w:p>
+      <w:pPr>
+        <w:keepNext/>
+        <w:keepLines/>
+        <w:spacing w:before="98" w:after="0" w:line="400" w:lineRule="exact"/>
+        <w:ind w:left="4680" w:firstLine="0"/>
       </w:pPr>
       <w:r>
         <w:t xml:space="preserve">Appellees.</w:t>
@@ -84,35 +222,1584 @@
     </w:p>
     <w:p>
       <w:pPr>
-        <w:pStyle w:val="Right"/>
-      </w:pPr>
-      <w:r>
-        <w:t xml:space="preserve">Bankr. No. 25-10000, Chapter 7</w:t>
-      </w:r>
-    </w:p>
-    <w:p>
-      <w:pPr>
-        <w:pStyle w:val="Centered"/>
-      </w:pPr>
-      <w:r>
-        <w:t xml:space="preserve">On Appeal from the United States Bankruptcy Court for the District of Example</w:t>
-      </w:r>
-    </w:p>
-    <w:p>
-      <w:pPr>
-        <w:pStyle w:val="Centered"/>
-      </w:pPr>
-      <w:r>
-        <w:rPr>
-          <w:b/>
-          <w:bCs/>
-        </w:rPr>
-        <w:t xml:space="preserve">Answering Brief of Appellee Example Trustee</w:t>
-      </w:r>
-    </w:p>
-    <w:p>
-      <w:pPr>
-        <w:pStyle w:val="IndentBlock"/>
+        <w:keepNext/>
+        <w:keepLines/>
+        <w:spacing w:before="210" w:after="0" w:line="400" w:lineRule="exact"/>
+        <w:ind w:left="0" w:firstLine="0"/>
+        <w:jc w:val="right"/>
+      </w:pPr>
+      <w:r>
+        <w:t xml:space="preserve">Bankr.</w:t>
+      </w:r>
+      <w:r>
+        <w:t xml:space="preserve"> </w:t>
+      </w:r>
+      <w:r>
+        <w:t xml:space="preserve">No.</w:t>
+      </w:r>
+      <w:r>
+        <w:t xml:space="preserve"> </w:t>
+      </w:r>
+      <w:r>
+        <w:t xml:space="preserve">25</w:t>
+        <w:noBreakHyphen/>
+        <w:t xml:space="preserve">10000,</w:t>
+      </w:r>
+      <w:r>
+        <w:t xml:space="preserve"> </w:t>
+      </w:r>
+      <w:r>
+        <w:t xml:space="preserve">Chapter</w:t>
+      </w:r>
+      <w:r>
+        <w:t xml:space="preserve"> </w:t>
+      </w:r>
+      <w:r>
+        <w:t xml:space="preserve">7</w:t>
+      </w:r>
+    </w:p>
+    <w:p>
+      <w:pPr>
+        <w:keepNext/>
+        <w:keepLines/>
+        <w:pBdr>
+          <w:bottom w:val="single" w:sz="6" w:space="0" w:color="000000"/>
+        </w:pBdr>
+        <w:spacing w:before="302" w:after="0" w:line="20" w:lineRule="exact"/>
+        <w:ind w:left="3240.0" w:right="3240.0" w:firstLine="0"/>
+      </w:pPr>
+    </w:p>
+    <w:p>
+      <w:pPr>
+        <w:keepNext/>
+        <w:keepLines/>
+        <w:spacing w:before="307" w:after="0" w:line="400" w:lineRule="exact"/>
+        <w:ind w:left="0" w:firstLine="0"/>
+        <w:jc w:val="center"/>
+      </w:pPr>
+      <w:r>
+        <w:t xml:space="preserve">On</w:t>
+      </w:r>
+      <w:r>
+        <w:t xml:space="preserve"> </w:t>
+      </w:r>
+      <w:r>
+        <w:t xml:space="preserve">Appeal</w:t>
+      </w:r>
+      <w:r>
+        <w:t xml:space="preserve"> </w:t>
+      </w:r>
+      <w:r>
+        <w:t xml:space="preserve">from</w:t>
+      </w:r>
+      <w:r>
+        <w:t xml:space="preserve"> </w:t>
+      </w:r>
+      <w:r>
+        <w:t xml:space="preserve">the</w:t>
+      </w:r>
+      <w:r>
+        <w:t xml:space="preserve"> </w:t>
+      </w:r>
+      <w:r>
+        <w:t xml:space="preserve">United</w:t>
+      </w:r>
+      <w:r>
+        <w:t xml:space="preserve"> </w:t>
+      </w:r>
+      <w:r>
+        <w:t xml:space="preserve">States</w:t>
+      </w:r>
+      <w:r>
+        <w:t xml:space="preserve"> </w:t>
+      </w:r>
+      <w:r>
+        <w:t xml:space="preserve">Bankruptcy</w:t>
+      </w:r>
+      <w:r>
+        <w:t xml:space="preserve"> </w:t>
+      </w:r>
+      <w:r>
+        <w:t xml:space="preserve">Court</w:t>
+      </w:r>
+      <w:r>
+        <w:t xml:space="preserve"> </w:t>
+      </w:r>
+      <w:r>
+        <w:t xml:space="preserve">for</w:t>
+      </w:r>
+      <w:r>
+        <w:t xml:space="preserve"> </w:t>
+      </w:r>
+      <w:r>
+        <w:t xml:space="preserve">the</w:t>
+      </w:r>
+      <w:r>
+        <w:t xml:space="preserve"> </w:t>
+      </w:r>
+      <w:r>
+        <w:t xml:space="preserve">District</w:t>
+      </w:r>
+      <w:r>
+        <w:t xml:space="preserve"> </w:t>
+      </w:r>
+      <w:r>
+        <w:t xml:space="preserve">of</w:t>
+      </w:r>
+      <w:r>
+        <w:t xml:space="preserve"> </w:t>
+      </w:r>
+      <w:r>
+        <w:t xml:space="preserve">Example</w:t>
+      </w:r>
+    </w:p>
+    <w:p>
+      <w:pPr>
+        <w:keepNext/>
+        <w:keepLines/>
+        <w:pBdr>
+          <w:bottom w:val="single" w:sz="6" w:space="0" w:color="000000"/>
+        </w:pBdr>
+        <w:spacing w:before="302" w:after="0" w:line="20" w:lineRule="exact"/>
+        <w:ind w:left="3240.0" w:right="3240.0" w:firstLine="0"/>
+      </w:pPr>
+    </w:p>
+    <w:p>
+      <w:pPr>
+        <w:keepNext/>
+        <w:keepLines/>
+        <w:spacing w:before="307" w:after="0" w:line="400" w:lineRule="exact"/>
+        <w:ind w:left="0" w:firstLine="0"/>
+        <w:jc w:val="center"/>
+      </w:pPr>
+      <w:r>
+        <w:rPr>
+          <w:b/>
+          <w:bCs/>
+          <w:caps/>
+        </w:rPr>
+        <w:t xml:space="preserve">Answering</w:t>
+      </w:r>
+      <w:r>
+        <w:rPr>
+          <w:b/>
+          <w:bCs/>
+          <w:caps/>
+        </w:rPr>
+        <w:t xml:space="preserve"> </w:t>
+      </w:r>
+      <w:r>
+        <w:rPr>
+          <w:b/>
+          <w:bCs/>
+          <w:caps/>
+        </w:rPr>
+        <w:t xml:space="preserve">Brief</w:t>
+      </w:r>
+      <w:r>
+        <w:rPr>
+          <w:b/>
+          <w:bCs/>
+          <w:caps/>
+        </w:rPr>
+        <w:t xml:space="preserve"> </w:t>
+      </w:r>
+      <w:r>
+        <w:rPr>
+          <w:b/>
+          <w:bCs/>
+          <w:caps/>
+        </w:rPr>
+        <w:t xml:space="preserve">of</w:t>
+      </w:r>
+      <w:r>
+        <w:rPr>
+          <w:b/>
+          <w:bCs/>
+          <w:caps/>
+        </w:rPr>
+        <w:t xml:space="preserve"> </w:t>
+      </w:r>
+      <w:r>
+        <w:rPr>
+          <w:b/>
+          <w:bCs/>
+          <w:caps/>
+        </w:rPr>
+        <w:t xml:space="preserve">Appellee</w:t>
+      </w:r>
+      <w:r>
+        <w:rPr>
+          <w:b/>
+          <w:bCs/>
+          <w:caps/>
+        </w:rPr>
+        <w:t xml:space="preserve"> </w:t>
+      </w:r>
+      <w:r>
+        <w:rPr>
+          <w:b/>
+          <w:bCs/>
+          <w:caps/>
+        </w:rPr>
+        <w:t xml:space="preserve">Example</w:t>
+      </w:r>
+      <w:r>
+        <w:rPr>
+          <w:b/>
+          <w:bCs/>
+          <w:caps/>
+        </w:rPr>
+        <w:t xml:space="preserve"> </w:t>
+      </w:r>
+      <w:r>
+        <w:rPr>
+          <w:b/>
+          <w:bCs/>
+          <w:caps/>
+        </w:rPr>
+        <w:t xml:space="preserve">Trustee</w:t>
+      </w:r>
+    </w:p>
+    <w:p>
+      <w:pPr>
+        <w:keepNext/>
+        <w:keepLines/>
+        <w:pBdr>
+          <w:bottom w:val="single" w:sz="6" w:space="0" w:color="000000"/>
+        </w:pBdr>
+        <w:spacing w:before="302" w:after="0" w:line="20" w:lineRule="exact"/>
+        <w:ind w:left="3240.0" w:right="3240.0" w:firstLine="0"/>
+      </w:pPr>
+    </w:p>
+    <w:p>
+      <w:pPr>
+        <w:keepNext/>
+        <w:keepLines/>
+        <w:spacing w:before="307" w:after="0" w:line="400" w:lineRule="exact"/>
+        <w:ind w:left="4680" w:firstLine="0"/>
+      </w:pPr>
+      <w:r>
+        <w:t xml:space="preserve">RILEY</w:t>
+      </w:r>
+      <w:r>
+        <w:t xml:space="preserve"> </w:t>
+      </w:r>
+      <w:r>
+        <w:t xml:space="preserve">SAMPLE</w:t>
+      </w:r>
+    </w:p>
+    <w:p>
+      <w:pPr>
+        <w:keepNext/>
+        <w:keepLines/>
+        <w:spacing w:before="0" w:after="0" w:line="400" w:lineRule="exact"/>
+        <w:ind w:left="4680" w:firstLine="140"/>
+      </w:pPr>
+      <w:r>
+        <w:rPr>
+          <w:i/>
+          <w:iCs/>
+        </w:rPr>
+        <w:t xml:space="preserve">Sample</w:t>
+      </w:r>
+      <w:r>
+        <w:rPr>
+          <w:i/>
+          <w:iCs/>
+        </w:rPr>
+        <w:t xml:space="preserve"> </w:t>
+      </w:r>
+      <w:r>
+        <w:rPr>
+          <w:i/>
+          <w:iCs/>
+        </w:rPr>
+        <w:t xml:space="preserve">Trustee</w:t>
+      </w:r>
+      <w:r>
+        <w:rPr>
+          <w:i/>
+          <w:iCs/>
+        </w:rPr>
+        <w:t xml:space="preserve"> </w:t>
+      </w:r>
+      <w:r>
+        <w:rPr>
+          <w:i/>
+          <w:iCs/>
+        </w:rPr>
+        <w:t xml:space="preserve">Office</w:t>
+      </w:r>
+    </w:p>
+    <w:p>
+      <w:pPr>
+        <w:keepNext/>
+        <w:keepLines/>
+        <w:spacing w:before="0" w:after="0" w:line="400" w:lineRule="exact"/>
+        <w:ind w:left="4680" w:firstLine="140"/>
+      </w:pPr>
+      <w:r>
+        <w:rPr>
+          <w:i/>
+          <w:iCs/>
+        </w:rPr>
+        <w:t xml:space="preserve">200</w:t>
+      </w:r>
+      <w:r>
+        <w:rPr>
+          <w:i/>
+          <w:iCs/>
+        </w:rPr>
+        <w:t xml:space="preserve"> </w:t>
+      </w:r>
+      <w:r>
+        <w:rPr>
+          <w:i/>
+          <w:iCs/>
+        </w:rPr>
+        <w:t xml:space="preserve">Sample</w:t>
+      </w:r>
+      <w:r>
+        <w:rPr>
+          <w:i/>
+          <w:iCs/>
+        </w:rPr>
+        <w:t xml:space="preserve"> </w:t>
+      </w:r>
+      <w:r>
+        <w:rPr>
+          <w:i/>
+          <w:iCs/>
+        </w:rPr>
+        <w:t xml:space="preserve">Avenue</w:t>
+      </w:r>
+    </w:p>
+    <w:p>
+      <w:pPr>
+        <w:keepNext/>
+        <w:keepLines/>
+        <w:spacing w:before="0" w:after="0" w:line="400" w:lineRule="exact"/>
+        <w:ind w:left="4680" w:firstLine="140"/>
+      </w:pPr>
+      <w:r>
+        <w:rPr>
+          <w:i/>
+          <w:iCs/>
+        </w:rPr>
+        <w:t xml:space="preserve">Anytown,</w:t>
+      </w:r>
+      <w:r>
+        <w:rPr>
+          <w:i/>
+          <w:iCs/>
+        </w:rPr>
+        <w:t xml:space="preserve"> </w:t>
+      </w:r>
+      <w:r>
+        <w:rPr>
+          <w:i/>
+          <w:iCs/>
+        </w:rPr>
+        <w:t xml:space="preserve">ST</w:t>
+      </w:r>
+      <w:r>
+        <w:rPr>
+          <w:i/>
+          <w:iCs/>
+        </w:rPr>
+        <w:t xml:space="preserve"> </w:t>
+      </w:r>
+      <w:r>
+        <w:rPr>
+          <w:i/>
+          <w:iCs/>
+        </w:rPr>
+        <w:t xml:space="preserve">00000</w:t>
+      </w:r>
+    </w:p>
+    <w:p>
+      <w:pPr>
+        <w:keepNext/>
+        <w:keepLines/>
+        <w:spacing w:before="0" w:after="0" w:line="400" w:lineRule="exact"/>
+        <w:ind w:left="4680" w:firstLine="140"/>
+      </w:pPr>
+      <w:r>
+        <w:rPr>
+          <w:i/>
+          <w:iCs/>
+        </w:rPr>
+        <w:t xml:space="preserve">(555)</w:t>
+      </w:r>
+      <w:r>
+        <w:rPr>
+          <w:i/>
+          <w:iCs/>
+        </w:rPr>
+        <w:t xml:space="preserve"> </w:t>
+      </w:r>
+      <w:r>
+        <w:rPr>
+          <w:i/>
+          <w:iCs/>
+        </w:rPr>
+        <w:t xml:space="preserve">555</w:t>
+        <w:noBreakHyphen/>
+        <w:t xml:space="preserve">0200</w:t>
+      </w:r>
+    </w:p>
+    <w:p>
+      <w:pPr>
+        <w:keepNext/>
+        <w:keepLines/>
+        <w:spacing w:before="0" w:after="0" w:line="400" w:lineRule="exact"/>
+        <w:ind w:left="4680" w:firstLine="140"/>
+      </w:pPr>
+      <w:r>
+        <w:rPr>
+          <w:i/>
+          <w:iCs/>
+        </w:rPr>
+        <w:t xml:space="preserve">riley@example.com</w:t>
+      </w:r>
+    </w:p>
+    <w:p>
+      <w:pPr>
+        <w:keepNext/>
+        <w:keepLines/>
+        <w:pBdr>
+          <w:bottom w:val="single" w:sz="12" w:space="0" w:color="000000"/>
+        </w:pBdr>
+        <w:spacing w:before="302" w:after="0" w:line="20" w:lineRule="exact"/>
+        <w:ind w:left="0" w:right="0" w:firstLine="0"/>
+      </w:pPr>
+    </w:p>
+    <w:p>
+      <w:pPr>
+        <w:keepNext/>
+        <w:keepLines/>
+        <w:pBdr>
+          <w:bottom w:val="single" w:sz="4" w:space="0" w:color="000000"/>
+        </w:pBdr>
+        <w:spacing w:before="98" w:after="0" w:line="20" w:lineRule="exact"/>
+        <w:ind w:left="0" w:right="0" w:firstLine="0"/>
+      </w:pPr>
+    </w:p>
+    <w:p>
+      <w:pPr>
+        <w:spacing w:before="0" w:after="0" w:line="20" w:lineRule="exact"/>
+        <w:sectPr>
+          <w:footerReference w:type="default" r:id="rIdFtrNone"/>
+          <w:pgSz w:w="12240" w:h="15840"/>
+          <w:pgMar w:top="1440" w:right="1440" w:bottom="1440" w:left="1440" w:header="720" w:footer="628" w:gutter="0"/>
+        </w:sectPr>
+      </w:pPr>
+    </w:p>
+    <w:p>
+      <w:pPr>
+        <w:keepNext/>
+        <w:keepLines/>
+        <w:spacing w:before="0" w:after="308" w:line="460" w:lineRule="exact"/>
+        <w:ind w:left="0" w:firstLine="0"/>
+        <w:jc w:val="center"/>
+      </w:pPr>
+      <w:r>
+        <w:rPr>
+          <w:b/>
+          <w:bCs/>
+          <w:sz w:val="32"/>
+          <w:szCs w:val="32"/>
+        </w:rPr>
+        <w:t xml:space="preserve">TABLE OF CONTENTS</w:t>
+      </w:r>
+    </w:p>
+    <w:p>
+      <w:pPr>
+        <w:keepNext/>
+        <w:keepLines/>
+        <w:spacing w:before="84" w:after="0" w:line="400" w:lineRule="exact"/>
+        <w:ind w:left="0" w:right="20" w:firstLine="0"/>
+        <w:jc w:val="right"/>
+      </w:pPr>
+      <w:r>
+        <w:rPr>
+          <w:b/>
+          <w:bCs/>
+          <w:u w:val="single"/>
+        </w:rPr>
+        <w:t xml:space="preserve">Page</w:t>
+      </w:r>
+    </w:p>
+    <w:p>
+      <w:pPr>
+        <w:keepLines/>
+        <w:tabs>
+          <w:tab w:val="right" w:leader="dot" w:pos="9360"/>
+        </w:tabs>
+        <w:spacing w:before="168" w:after="0" w:line="400" w:lineRule="exact"/>
+        <w:ind w:left="720" w:right="720" w:hanging="720"/>
+      </w:pPr>
+      <w:r>
+        <w:t xml:space="preserve">TABLE OF AUTHORITIES   </w:t>
+      </w:r>
+      <w:r>
+        <w:tab/>
+      </w:r>
+      <w:r>
+        <w:t xml:space="preserve">ii</w:t>
+      </w:r>
+    </w:p>
+    <w:p>
+      <w:pPr>
+        <w:keepLines/>
+        <w:tabs>
+          <w:tab w:val="right" w:leader="dot" w:pos="9360"/>
+        </w:tabs>
+        <w:spacing w:before="168" w:after="0" w:line="400" w:lineRule="exact"/>
+        <w:ind w:left="720" w:right="720" w:hanging="720"/>
+      </w:pPr>
+      <w:r>
+        <w:t xml:space="preserve">SUMMARY OF THE ARGUMENT   </w:t>
+      </w:r>
+      <w:r>
+        <w:tab/>
+      </w:r>
+      <w:r>
+        <w:t xml:space="preserve">1</w:t>
+      </w:r>
+    </w:p>
+    <w:p>
+      <w:pPr>
+        <w:keepLines/>
+        <w:tabs>
+          <w:tab w:val="right" w:leader="dot" w:pos="9360"/>
+        </w:tabs>
+        <w:spacing w:before="168" w:after="0" w:line="400" w:lineRule="exact"/>
+        <w:ind w:left="720" w:right="720" w:hanging="720"/>
+      </w:pPr>
+      <w:r>
+        <w:t xml:space="preserve">ARGUMENT   </w:t>
+      </w:r>
+      <w:r>
+        <w:tab/>
+      </w:r>
+      <w:r>
+        <w:t xml:space="preserve">1</w:t>
+      </w:r>
+    </w:p>
+    <w:p>
+      <w:pPr>
+        <w:keepLines/>
+        <w:tabs>
+          <w:tab w:val="right" w:leader="dot" w:pos="9360"/>
+        </w:tabs>
+        <w:spacing w:before="98" w:after="0" w:line="400" w:lineRule="exact"/>
+        <w:ind w:left="720" w:right="720" w:hanging="720"/>
+      </w:pPr>
+      <w:r>
+        <w:t xml:space="preserve">I.</w:t>
+      </w:r>
+      <w:r>
+        <w:tab/>
+      </w:r>
+      <w:r>
+        <w:t xml:space="preserve">THE VALUATION EVIDENCE SUPPORTS THE SALE FINDING   </w:t>
+      </w:r>
+      <w:r>
+        <w:tab/>
+      </w:r>
+      <w:r>
+        <w:t xml:space="preserve">1</w:t>
+      </w:r>
+    </w:p>
+    <w:p>
+      <w:pPr>
+        <w:keepLines/>
+        <w:tabs>
+          <w:tab w:val="right" w:leader="dot" w:pos="9360"/>
+        </w:tabs>
+        <w:spacing w:before="98" w:after="0" w:line="400" w:lineRule="exact"/>
+        <w:ind w:left="1440" w:right="720" w:hanging="720"/>
+      </w:pPr>
+      <w:r>
+        <w:t xml:space="preserve">A.</w:t>
+      </w:r>
+      <w:r>
+        <w:tab/>
+      </w:r>
+      <w:r>
+        <w:t xml:space="preserve">The Bankruptcy Court weighed the broker opinion   </w:t>
+      </w:r>
+      <w:r>
+        <w:tab/>
+      </w:r>
+      <w:r>
+        <w:t xml:space="preserve">1</w:t>
+      </w:r>
+    </w:p>
+    <w:p>
+      <w:pPr>
+        <w:keepLines/>
+        <w:tabs>
+          <w:tab w:val="right" w:leader="dot" w:pos="9360"/>
+        </w:tabs>
+        <w:spacing w:before="98" w:after="0" w:line="400" w:lineRule="exact"/>
+        <w:ind w:left="1440" w:right="720" w:hanging="720"/>
+      </w:pPr>
+      <w:r>
+        <w:t xml:space="preserve">B.</w:t>
+      </w:r>
+      <w:r>
+        <w:tab/>
+      </w:r>
+      <w:r>
+        <w:t xml:space="preserve">The sale was noticed and contested   </w:t>
+      </w:r>
+      <w:r>
+        <w:tab/>
+      </w:r>
+      <w:r>
+        <w:t xml:space="preserve">1</w:t>
+      </w:r>
+    </w:p>
+    <w:p>
+      <w:pPr>
+        <w:keepLines/>
+        <w:tabs>
+          <w:tab w:val="right" w:leader="dot" w:pos="9360"/>
+        </w:tabs>
+        <w:spacing w:before="98" w:after="0" w:line="400" w:lineRule="exact"/>
+        <w:ind w:left="720" w:right="720" w:hanging="720"/>
+      </w:pPr>
+      <w:r>
+        <w:t xml:space="preserve">II.</w:t>
+      </w:r>
+      <w:r>
+        <w:tab/>
+      </w:r>
+      <w:r>
+        <w:t xml:space="preserve">THE PROCEEDS PROVISION PROTECTS APPELLANT TO THE EXTENT THE CODE ALLOWS   </w:t>
+      </w:r>
+      <w:r>
+        <w:tab/>
+      </w:r>
+      <w:r>
+        <w:t xml:space="preserve">2</w:t>
+      </w:r>
+    </w:p>
+    <w:p>
+      <w:pPr>
+        <w:keepLines/>
+        <w:tabs>
+          <w:tab w:val="right" w:leader="dot" w:pos="9360"/>
+        </w:tabs>
+        <w:spacing w:before="168" w:after="0" w:line="400" w:lineRule="exact"/>
+        <w:ind w:left="720" w:right="720" w:hanging="720"/>
+      </w:pPr>
+      <w:r>
+        <w:t xml:space="preserve">CONCLUSION   </w:t>
+      </w:r>
+      <w:r>
+        <w:tab/>
+      </w:r>
+      <w:r>
+        <w:t xml:space="preserve">2</w:t>
+      </w:r>
+    </w:p>
+    <w:p>
+      <w:pPr>
+        <w:keepLines/>
+        <w:tabs>
+          <w:tab w:val="right" w:leader="dot" w:pos="9360"/>
+        </w:tabs>
+        <w:spacing w:before="168" w:after="0" w:line="400" w:lineRule="exact"/>
+        <w:ind w:left="720" w:right="720" w:hanging="720"/>
+      </w:pPr>
+      <w:r>
+        <w:t xml:space="preserve">CERTIFICATE OF COMPLIANCE   </w:t>
+      </w:r>
+      <w:r>
+        <w:tab/>
+      </w:r>
+      <w:r>
+        <w:t xml:space="preserve">3</w:t>
+      </w:r>
+    </w:p>
+    <w:p>
+      <w:pPr>
+        <w:pStyle w:val="Heading1"/>
+        <w:keepNext/>
+        <w:keepLines/>
+        <w:pageBreakBefore/>
+        <w:spacing w:before="0" w:after="308" w:line="460" w:lineRule="exact"/>
+        <w:ind w:left="0" w:firstLine="0"/>
+        <w:jc w:val="center"/>
+      </w:pPr>
+      <w:r>
+        <w:rPr>
+          <w:b/>
+          <w:bCs/>
+          <w:sz w:val="32"/>
+          <w:szCs w:val="32"/>
+        </w:rPr>
+        <w:t xml:space="preserve">TABLE OF AUTHORITIES</w:t>
+      </w:r>
+    </w:p>
+    <w:p>
+      <w:pPr>
+        <w:keepNext/>
+        <w:keepLines/>
+        <w:tabs>
+          <w:tab w:val="right" w:pos="9360"/>
+        </w:tabs>
+        <w:spacing w:before="280" w:after="56" w:line="400" w:lineRule="exact"/>
+        <w:ind w:left="0" w:firstLine="0"/>
+      </w:pPr>
+      <w:r>
+        <w:rPr>
+          <w:b/>
+          <w:bCs/>
+        </w:rPr>
+        <w:t xml:space="preserve">Cases:</w:t>
+      </w:r>
+      <w:r>
+        <w:tab/>
+      </w:r>
+      <w:r>
+        <w:rPr>
+          <w:b/>
+          <w:bCs/>
+          <w:u w:val="single"/>
+        </w:rPr>
+        <w:t xml:space="preserve">Page(s)</w:t>
+      </w:r>
+    </w:p>
+    <w:p>
+      <w:pPr>
+        <w:keepLines/>
+        <w:tabs>
+          <w:tab w:val="right" w:leader="dot" w:pos="9360"/>
+        </w:tabs>
+        <w:spacing w:before="196" w:after="0" w:line="400" w:lineRule="exact"/>
+        <w:ind w:left="504" w:right="1120" w:hanging="504"/>
+      </w:pPr>
+      <w:r>
+        <w:rPr>
+          <w:i/>
+          <w:iCs/>
+        </w:rPr>
+        <w:t xml:space="preserve">Law</w:t>
+      </w:r>
+      <w:r>
+        <w:rPr>
+          <w:i/>
+          <w:iCs/>
+        </w:rPr>
+        <w:t xml:space="preserve"> </w:t>
+      </w:r>
+      <w:r>
+        <w:rPr>
+          <w:i/>
+          <w:iCs/>
+        </w:rPr>
+        <w:t xml:space="preserve">v.</w:t>
+      </w:r>
+      <w:r>
+        <w:rPr>
+          <w:i/>
+          <w:iCs/>
+        </w:rPr>
+        <w:t xml:space="preserve"> </w:t>
+      </w:r>
+      <w:r>
+        <w:rPr>
+          <w:i/>
+          <w:iCs/>
+        </w:rPr>
+        <w:t xml:space="preserve">Siegel</w:t>
+      </w:r>
+      <w:r>
+        <w:t xml:space="preserve">,</w:t>
+      </w:r>
+      <w:r>
+        <w:br/>
+      </w:r>
+      <w:r>
+        <w:t xml:space="preserve">571</w:t>
+      </w:r>
+      <w:r>
+        <w:t xml:space="preserve"> </w:t>
+      </w:r>
+      <w:r>
+        <w:t xml:space="preserve">U.S.</w:t>
+      </w:r>
+      <w:r>
+        <w:t xml:space="preserve"> </w:t>
+      </w:r>
+      <w:r>
+        <w:t xml:space="preserve">415</w:t>
+      </w:r>
+      <w:r>
+        <w:t xml:space="preserve"> </w:t>
+      </w:r>
+      <w:r>
+        <w:t xml:space="preserve">(2014)</w:t>
+      </w:r>
+      <w:r>
+        <w:t xml:space="preserve">   </w:t>
+      </w:r>
+      <w:r>
+        <w:tab/>
+      </w:r>
+      <w:r>
+        <w:t xml:space="preserve">2</w:t>
+      </w:r>
+    </w:p>
+    <w:p>
+      <w:pPr>
+        <w:keepNext/>
+        <w:keepLines/>
+        <w:tabs>
+          <w:tab w:val="right" w:pos="9360"/>
+        </w:tabs>
+        <w:spacing w:before="392" w:after="56" w:line="400" w:lineRule="exact"/>
+        <w:ind w:left="0" w:firstLine="0"/>
+      </w:pPr>
+      <w:r>
+        <w:rPr>
+          <w:b/>
+          <w:bCs/>
+        </w:rPr>
+        <w:t xml:space="preserve">Statutes:</w:t>
+      </w:r>
+    </w:p>
+    <w:p>
+      <w:pPr>
+        <w:keepLines/>
+        <w:tabs>
+          <w:tab w:val="right" w:leader="dot" w:pos="9360"/>
+        </w:tabs>
+        <w:spacing w:before="196" w:after="0" w:line="400" w:lineRule="exact"/>
+        <w:ind w:left="504" w:right="1120" w:hanging="504"/>
+      </w:pPr>
+      <w:r>
+        <w:t xml:space="preserve">11</w:t>
+      </w:r>
+      <w:r>
+        <w:t xml:space="preserve"> </w:t>
+      </w:r>
+      <w:r>
+        <w:t xml:space="preserve">U.S.C.</w:t>
+      </w:r>
+      <w:r>
+        <w:t xml:space="preserve"> </w:t>
+      </w:r>
+      <w:r>
+        <w:t xml:space="preserve">§</w:t>
+      </w:r>
+      <w:r>
+        <w:t xml:space="preserve"> </w:t>
+      </w:r>
+      <w:r>
+        <w:t xml:space="preserve">363</w:t>
+      </w:r>
+      <w:r>
+        <w:t xml:space="preserve"> </w:t>
+      </w:r>
+      <w:r>
+        <w:t xml:space="preserve">(2024)</w:t>
+      </w:r>
+      <w:r>
+        <w:t xml:space="preserve">   </w:t>
+      </w:r>
+      <w:r>
+        <w:tab/>
+      </w:r>
+      <w:r>
+        <w:t xml:space="preserve">1</w:t>
+      </w:r>
+    </w:p>
+    <w:p>
+      <w:pPr>
+        <w:spacing w:before="0" w:after="0" w:line="20" w:lineRule="exact"/>
+        <w:sectPr>
+          <w:footerReference w:type="default" r:id="rIdFtrPage"/>
+          <w:pgSz w:w="12240" w:h="15840"/>
+          <w:pgMar w:top="1440" w:right="1440" w:bottom="1440" w:left="1440" w:header="720" w:footer="628" w:gutter="0"/>
+          <w:pgNumType w:fmt="lowerRoman" w:start="1"/>
+        </w:sectPr>
+      </w:pPr>
+    </w:p>
+    <w:p>
+      <w:pPr>
+        <w:pStyle w:val="Heading1"/>
+        <w:keepNext w:val="0"/>
+        <w:keepLines/>
+        <w:spacing w:before="0" w:after="308" w:line="460" w:lineRule="exact"/>
+        <w:ind w:left="0" w:firstLine="0"/>
+        <w:jc w:val="center"/>
+      </w:pPr>
+      <w:r>
+        <w:rPr>
+          <w:b/>
+          <w:bCs/>
+          <w:sz w:val="32"/>
+          <w:szCs w:val="32"/>
+        </w:rPr>
+        <w:t xml:space="preserve">SUMMARY OF THE ARGUMENT</w:t>
+      </w:r>
+    </w:p>
+    <w:p>
+      <w:pPr>
+        <w:pStyle w:val="FirstParagraph"/>
+      </w:pPr>
+      <w:r>
+        <w:t xml:space="preserve">The Bankruptcy Court made the findings the statute requires. The valuation evidence was sufficient, and Appellant’s objection to the price was heard and rejected on that evidence. The proceeds provision protects Appellant’s interest to the extent the Code allows.</w:t>
+      </w:r>
+    </w:p>
+    <w:p>
+      <w:pPr>
+        <w:pStyle w:val="Heading1"/>
+        <w:keepNext w:val="0"/>
+        <w:keepLines/>
+        <w:spacing w:before="420" w:after="308" w:line="460" w:lineRule="exact"/>
+        <w:ind w:left="0" w:firstLine="0"/>
+        <w:jc w:val="center"/>
+      </w:pPr>
+      <w:r>
+        <w:rPr>
+          <w:b/>
+          <w:bCs/>
+          <w:sz w:val="32"/>
+          <w:szCs w:val="32"/>
+        </w:rPr>
+        <w:t xml:space="preserve">ARGUMENT</w:t>
+      </w:r>
+    </w:p>
+    <w:p>
+      <w:pPr>
+        <w:pStyle w:val="Heading2"/>
+        <w:keepNext w:val="0"/>
+        <w:keepLines/>
+        <w:spacing w:before="336" w:after="280" w:line="400" w:lineRule="exact"/>
+        <w:ind w:left="0" w:firstLine="0"/>
+        <w:jc w:val="center"/>
+      </w:pPr>
+      <w:r>
+        <w:rPr>
+          <w:b/>
+          <w:bCs/>
+        </w:rPr>
+        <w:t xml:space="preserve">I. </w:t>
+      </w:r>
+      <w:r>
+        <w:rPr>
+          <w:b/>
+          <w:bCs/>
+        </w:rPr>
+        <w:t xml:space="preserve">THE</w:t>
+      </w:r>
+      <w:r>
+        <w:rPr>
+          <w:b/>
+          <w:bCs/>
+        </w:rPr>
+        <w:t xml:space="preserve"> </w:t>
+      </w:r>
+      <w:r>
+        <w:rPr>
+          <w:b/>
+          <w:bCs/>
+        </w:rPr>
+        <w:t xml:space="preserve">VALUATION</w:t>
+      </w:r>
+      <w:r>
+        <w:rPr>
+          <w:b/>
+          <w:bCs/>
+        </w:rPr>
+        <w:t xml:space="preserve"> </w:t>
+      </w:r>
+      <w:r>
+        <w:rPr>
+          <w:b/>
+          <w:bCs/>
+        </w:rPr>
+        <w:t xml:space="preserve">EVIDENCE</w:t>
+      </w:r>
+      <w:r>
+        <w:rPr>
+          <w:b/>
+          <w:bCs/>
+        </w:rPr>
+        <w:t xml:space="preserve"> </w:t>
+      </w:r>
+      <w:r>
+        <w:rPr>
+          <w:b/>
+          <w:bCs/>
+        </w:rPr>
+        <w:t xml:space="preserve">SUPPORTS</w:t>
+      </w:r>
+      <w:r>
+        <w:rPr>
+          <w:b/>
+          <w:bCs/>
+        </w:rPr>
+        <w:t xml:space="preserve"> </w:t>
+      </w:r>
+      <w:r>
+        <w:rPr>
+          <w:b/>
+          <w:bCs/>
+        </w:rPr>
+        <w:t xml:space="preserve">THE</w:t>
+      </w:r>
+      <w:r>
+        <w:rPr>
+          <w:b/>
+          <w:bCs/>
+        </w:rPr>
+        <w:t xml:space="preserve"> </w:t>
+      </w:r>
+      <w:r>
+        <w:rPr>
+          <w:b/>
+          <w:bCs/>
+        </w:rPr>
+        <w:t xml:space="preserve">SALE</w:t>
+      </w:r>
+      <w:r>
+        <w:rPr>
+          <w:b/>
+          <w:bCs/>
+        </w:rPr>
+        <w:t xml:space="preserve"> </w:t>
+      </w:r>
+      <w:r>
+        <w:rPr>
+          <w:b/>
+          <w:bCs/>
+        </w:rPr>
+        <w:t xml:space="preserve">FINDING</w:t>
+      </w:r>
+    </w:p>
+    <w:p>
+      <w:pPr>
+        <w:pStyle w:val="Heading3"/>
+        <w:keepNext w:val="0"/>
+        <w:keepLines/>
+        <w:spacing w:before="308" w:after="252" w:line="400" w:lineRule="exact"/>
+        <w:ind w:left="1440" w:hanging="720"/>
+      </w:pPr>
+      <w:r>
+        <w:rPr>
+          <w:b/>
+          <w:bCs/>
+        </w:rPr>
+        <w:t xml:space="preserve">A.</w:t>
+      </w:r>
+      <w:r>
+        <w:rPr>
+          <w:b/>
+          <w:bCs/>
+        </w:rPr>
+        <w:tab/>
+      </w:r>
+      <w:r>
+        <w:rPr>
+          <w:b/>
+          <w:bCs/>
+        </w:rPr>
+        <w:t xml:space="preserve">The</w:t>
+      </w:r>
+      <w:r>
+        <w:rPr>
+          <w:b/>
+          <w:bCs/>
+        </w:rPr>
+        <w:t xml:space="preserve"> </w:t>
+      </w:r>
+      <w:r>
+        <w:rPr>
+          <w:b/>
+          <w:bCs/>
+        </w:rPr>
+        <w:t xml:space="preserve">Bankruptcy</w:t>
+      </w:r>
+      <w:r>
+        <w:rPr>
+          <w:b/>
+          <w:bCs/>
+        </w:rPr>
+        <w:t xml:space="preserve"> </w:t>
+      </w:r>
+      <w:r>
+        <w:rPr>
+          <w:b/>
+          <w:bCs/>
+        </w:rPr>
+        <w:t xml:space="preserve">Court</w:t>
+      </w:r>
+      <w:r>
+        <w:rPr>
+          <w:b/>
+          <w:bCs/>
+        </w:rPr>
+        <w:t xml:space="preserve"> </w:t>
+      </w:r>
+      <w:r>
+        <w:rPr>
+          <w:b/>
+          <w:bCs/>
+        </w:rPr>
+        <w:t xml:space="preserve">weighed</w:t>
+      </w:r>
+      <w:r>
+        <w:rPr>
+          <w:b/>
+          <w:bCs/>
+        </w:rPr>
+        <w:t xml:space="preserve"> </w:t>
+      </w:r>
+      <w:r>
+        <w:rPr>
+          <w:b/>
+          <w:bCs/>
+        </w:rPr>
+        <w:t xml:space="preserve">the</w:t>
+      </w:r>
+      <w:r>
+        <w:rPr>
+          <w:b/>
+          <w:bCs/>
+        </w:rPr>
+        <w:t xml:space="preserve"> </w:t>
+      </w:r>
+      <w:r>
+        <w:rPr>
+          <w:b/>
+          <w:bCs/>
+        </w:rPr>
+        <w:t xml:space="preserve">broker</w:t>
+      </w:r>
+      <w:r>
+        <w:rPr>
+          <w:b/>
+          <w:bCs/>
+        </w:rPr>
+        <w:t xml:space="preserve"> </w:t>
+      </w:r>
+      <w:r>
+        <w:rPr>
+          <w:b/>
+          <w:bCs/>
+        </w:rPr>
+        <w:t xml:space="preserve">opinion</w:t>
+      </w:r>
+    </w:p>
+    <w:p>
+      <w:pPr>
+        <w:pStyle w:val="BodyText"/>
+      </w:pPr>
+      <w:r>
+        <w:t xml:space="preserve">The Bankruptcy Court found the broker credible after hearing cross-examination. Credibility determinations are reviewed for clear error. 11 U.S.C. § 363(b) requires a sound business reason for a sale, and the court found one: the equipment was deteriorating and carried storage costs that exceeded its expected net return.</w:t>
+      </w:r>
+    </w:p>
+    <w:p>
+      <w:pPr>
+        <w:pStyle w:val="Heading3"/>
+        <w:keepNext w:val="0"/>
+        <w:keepLines/>
+        <w:spacing w:before="308" w:after="252" w:line="400" w:lineRule="exact"/>
+        <w:ind w:left="1440" w:hanging="720"/>
+      </w:pPr>
+      <w:r>
+        <w:rPr>
+          <w:b/>
+          <w:bCs/>
+        </w:rPr>
+        <w:t xml:space="preserve">B.</w:t>
+      </w:r>
+      <w:r>
+        <w:rPr>
+          <w:b/>
+          <w:bCs/>
+        </w:rPr>
+        <w:tab/>
+      </w:r>
+      <w:r>
+        <w:rPr>
+          <w:b/>
+          <w:bCs/>
+        </w:rPr>
+        <w:t xml:space="preserve">The</w:t>
+      </w:r>
+      <w:r>
+        <w:rPr>
+          <w:b/>
+          <w:bCs/>
+        </w:rPr>
+        <w:t xml:space="preserve"> </w:t>
+      </w:r>
+      <w:r>
+        <w:rPr>
+          <w:b/>
+          <w:bCs/>
+        </w:rPr>
+        <w:t xml:space="preserve">sale</w:t>
+      </w:r>
+      <w:r>
+        <w:rPr>
+          <w:b/>
+          <w:bCs/>
+        </w:rPr>
+        <w:t xml:space="preserve"> </w:t>
+      </w:r>
+      <w:r>
+        <w:rPr>
+          <w:b/>
+          <w:bCs/>
+        </w:rPr>
+        <w:t xml:space="preserve">was</w:t>
+      </w:r>
+      <w:r>
+        <w:rPr>
+          <w:b/>
+          <w:bCs/>
+        </w:rPr>
+        <w:t xml:space="preserve"> </w:t>
+      </w:r>
+      <w:r>
+        <w:rPr>
+          <w:b/>
+          <w:bCs/>
+        </w:rPr>
+        <w:t xml:space="preserve">noticed</w:t>
+      </w:r>
+      <w:r>
+        <w:rPr>
+          <w:b/>
+          <w:bCs/>
+        </w:rPr>
+        <w:t xml:space="preserve"> </w:t>
+      </w:r>
+      <w:r>
+        <w:rPr>
+          <w:b/>
+          <w:bCs/>
+        </w:rPr>
+        <w:t xml:space="preserve">and</w:t>
+      </w:r>
+      <w:r>
+        <w:rPr>
+          <w:b/>
+          <w:bCs/>
+        </w:rPr>
+        <w:t xml:space="preserve"> </w:t>
+      </w:r>
+      <w:r>
+        <w:rPr>
+          <w:b/>
+          <w:bCs/>
+        </w:rPr>
+        <w:t xml:space="preserve">contested</w:t>
+      </w:r>
+    </w:p>
+    <w:p>
+      <w:pPr>
+        <w:pStyle w:val="BodyText"/>
+      </w:pPr>
+      <w:r>
+        <w:t xml:space="preserve">Appellant received notice of the sale motion and objected. The objection was heard. The court’s ruling reflects the evidence and is not an abuse of discretion.</w:t>
+      </w:r>
+    </w:p>
+    <w:p>
+      <w:pPr>
+        <w:pStyle w:val="Heading2"/>
+        <w:keepNext w:val="0"/>
+        <w:keepLines/>
+        <w:pageBreakBefore/>
+        <w:spacing w:before="0" w:after="280" w:line="400" w:lineRule="exact"/>
+        <w:ind w:left="0" w:firstLine="0"/>
+        <w:jc w:val="center"/>
+      </w:pPr>
+      <w:r>
+        <w:rPr>
+          <w:b/>
+          <w:bCs/>
+        </w:rPr>
+        <w:t xml:space="preserve">II. </w:t>
+      </w:r>
+      <w:r>
+        <w:rPr>
+          <w:b/>
+          <w:bCs/>
+        </w:rPr>
+        <w:t xml:space="preserve">THE</w:t>
+      </w:r>
+      <w:r>
+        <w:rPr>
+          <w:b/>
+          <w:bCs/>
+        </w:rPr>
+        <w:t xml:space="preserve"> </w:t>
+      </w:r>
+      <w:r>
+        <w:rPr>
+          <w:b/>
+          <w:bCs/>
+        </w:rPr>
+        <w:t xml:space="preserve">PROCEEDS</w:t>
+      </w:r>
+      <w:r>
+        <w:rPr>
+          <w:b/>
+          <w:bCs/>
+        </w:rPr>
+        <w:t xml:space="preserve"> </w:t>
+      </w:r>
+      <w:r>
+        <w:rPr>
+          <w:b/>
+          <w:bCs/>
+        </w:rPr>
+        <w:t xml:space="preserve">PROVISION</w:t>
+      </w:r>
+      <w:r>
+        <w:rPr>
+          <w:b/>
+          <w:bCs/>
+        </w:rPr>
+        <w:t xml:space="preserve"> </w:t>
+      </w:r>
+      <w:r>
+        <w:rPr>
+          <w:b/>
+          <w:bCs/>
+        </w:rPr>
+        <w:t xml:space="preserve">PROTECTS</w:t>
+      </w:r>
+      <w:r>
+        <w:rPr>
+          <w:b/>
+          <w:bCs/>
+        </w:rPr>
+        <w:t xml:space="preserve"> </w:t>
+      </w:r>
+      <w:r>
+        <w:rPr>
+          <w:b/>
+          <w:bCs/>
+        </w:rPr>
+        <w:t xml:space="preserve">APPELLANT</w:t>
+      </w:r>
+      <w:r>
+        <w:rPr>
+          <w:b/>
+          <w:bCs/>
+        </w:rPr>
+        <w:t xml:space="preserve"> </w:t>
+      </w:r>
+      <w:r>
+        <w:rPr>
+          <w:b/>
+          <w:bCs/>
+        </w:rPr>
+        <w:t xml:space="preserve">TO</w:t>
+      </w:r>
+      <w:r>
+        <w:rPr>
+          <w:b/>
+          <w:bCs/>
+        </w:rPr>
+        <w:t xml:space="preserve"> </w:t>
+      </w:r>
+      <w:r>
+        <w:rPr>
+          <w:b/>
+          <w:bCs/>
+        </w:rPr>
+        <w:t xml:space="preserve">THE</w:t>
+      </w:r>
+      <w:r>
+        <w:rPr>
+          <w:b/>
+          <w:bCs/>
+        </w:rPr>
+        <w:t xml:space="preserve"> </w:t>
+      </w:r>
+      <w:r>
+        <w:rPr>
+          <w:b/>
+          <w:bCs/>
+        </w:rPr>
+        <w:t xml:space="preserve">EXTENT</w:t>
+      </w:r>
+      <w:r>
+        <w:rPr>
+          <w:b/>
+          <w:bCs/>
+        </w:rPr>
+        <w:t xml:space="preserve"> </w:t>
+      </w:r>
+      <w:r>
+        <w:rPr>
+          <w:b/>
+          <w:bCs/>
+        </w:rPr>
+        <w:t xml:space="preserve">THE</w:t>
+      </w:r>
+      <w:r>
+        <w:rPr>
+          <w:b/>
+          <w:bCs/>
+        </w:rPr>
+        <w:t xml:space="preserve"> </w:t>
+      </w:r>
+      <w:r>
+        <w:rPr>
+          <w:b/>
+          <w:bCs/>
+        </w:rPr>
+        <w:t xml:space="preserve">CODE</w:t>
+      </w:r>
+      <w:r>
+        <w:rPr>
+          <w:b/>
+          <w:bCs/>
+        </w:rPr>
+        <w:t xml:space="preserve"> </w:t>
+      </w:r>
+      <w:r>
+        <w:rPr>
+          <w:b/>
+          <w:bCs/>
+        </w:rPr>
+        <w:t xml:space="preserve">ALLOWS</w:t>
+      </w:r>
+    </w:p>
+    <w:p>
+      <w:pPr>
+        <w:pStyle w:val="BodyText"/>
+      </w:pPr>
+      <w:r>
+        <w:t xml:space="preserve">Appellant asks the Panel to direct that her interest attach to the proceeds with the same validity and priority it had in the equipment. The order already says that. Any broader remedy would ask the court to override the priority scheme of the Code, which it may not do. See Law v. Siegel.</w:t>
+      </w:r>
+    </w:p>
+    <w:p>
+      <w:pPr>
+        <w:pStyle w:val="Heading1"/>
+        <w:keepNext w:val="0"/>
+        <w:keepLines/>
+        <w:spacing w:before="420" w:after="308" w:line="460" w:lineRule="exact"/>
+        <w:ind w:left="0" w:firstLine="0"/>
+        <w:jc w:val="center"/>
+      </w:pPr>
+      <w:r>
+        <w:rPr>
+          <w:b/>
+          <w:bCs/>
+          <w:sz w:val="32"/>
+          <w:szCs w:val="32"/>
+        </w:rPr>
+        <w:t xml:space="preserve">CONCLUSION</w:t>
+      </w:r>
+    </w:p>
+    <w:p>
+      <w:pPr>
+        <w:keepNext/>
+        <w:keepLines/>
+        <w:spacing w:before="0" w:after="0" w:line="628" w:lineRule="exact"/>
+        <w:ind w:left="0" w:firstLine="720"/>
+      </w:pPr>
+      <w:r>
+        <w:t xml:space="preserve">The</w:t>
+      </w:r>
+      <w:r>
+        <w:t xml:space="preserve"> </w:t>
+      </w:r>
+      <w:r>
+        <w:t xml:space="preserve">Trustee</w:t>
+      </w:r>
+      <w:r>
+        <w:t xml:space="preserve"> </w:t>
+      </w:r>
+      <w:r>
+        <w:t xml:space="preserve">asks</w:t>
+      </w:r>
+      <w:r>
+        <w:t xml:space="preserve"> </w:t>
+      </w:r>
+      <w:r>
+        <w:t xml:space="preserve">the</w:t>
+      </w:r>
+      <w:r>
+        <w:t xml:space="preserve"> </w:t>
+      </w:r>
+      <w:r>
+        <w:t xml:space="preserve">Panel</w:t>
+      </w:r>
+      <w:r>
+        <w:t xml:space="preserve"> </w:t>
+      </w:r>
+      <w:r>
+        <w:t xml:space="preserve">to</w:t>
+      </w:r>
+      <w:r>
+        <w:t xml:space="preserve"> </w:t>
+      </w:r>
+      <w:r>
+        <w:t xml:space="preserve">affirm</w:t>
+      </w:r>
+      <w:r>
+        <w:t xml:space="preserve"> </w:t>
+      </w:r>
+      <w:r>
+        <w:t xml:space="preserve">the</w:t>
+      </w:r>
+      <w:r>
+        <w:t xml:space="preserve"> </w:t>
+      </w:r>
+      <w:r>
+        <w:t xml:space="preserve">sale</w:t>
+      </w:r>
+      <w:r>
+        <w:t xml:space="preserve"> </w:t>
+      </w:r>
+      <w:r>
+        <w:t xml:space="preserve">order.</w:t>
+      </w:r>
+    </w:p>
+    <w:p>
+      <w:pPr>
+        <w:keepNext/>
+        <w:keepLines/>
+        <w:spacing w:before="392" w:after="0" w:line="400" w:lineRule="exact"/>
+        <w:ind w:left="4680" w:firstLine="0"/>
+      </w:pPr>
+      <w:r>
+        <w:t xml:space="preserve">Respectfully submitted,</w:t>
+      </w:r>
+    </w:p>
+    <w:p>
+      <w:pPr>
+        <w:keepNext/>
+        <w:keepLines/>
+        <w:spacing w:before="336" w:after="0" w:line="400" w:lineRule="exact"/>
+        <w:ind w:left="4680" w:firstLine="0"/>
+      </w:pPr>
+      <w:r>
+        <w:t xml:space="preserve">/s/ Riley Sample</w:t>
+      </w:r>
+    </w:p>
+    <w:p>
+      <w:pPr>
+        <w:keepNext/>
+        <w:keepLines/>
+        <w:spacing w:before="0" w:after="0" w:line="400" w:lineRule="exact"/>
+        <w:ind w:left="4680" w:firstLine="0"/>
       </w:pPr>
       <w:r>
         <w:t xml:space="preserve">RILEY SAMPLE</w:t>
@@ -120,55 +1807,170 @@
     </w:p>
     <w:p>
       <w:pPr>
-        <w:pStyle w:val="IndentBlock"/>
-      </w:pPr>
-      <w:r>
-        <w:rPr>
-          <w:i/>
-          <w:iCs/>
-        </w:rPr>
-        <w:t xml:space="preserve">Sample Trustee Office</w:t>
-      </w:r>
-    </w:p>
-    <w:p>
-      <w:pPr>
-        <w:pStyle w:val="IndentBlock"/>
-      </w:pPr>
-      <w:r>
-        <w:rPr>
-          <w:i/>
-          <w:iCs/>
-        </w:rPr>
-        <w:t xml:space="preserve">200 Sample Avenue</w:t>
-      </w:r>
-    </w:p>
-    <w:p>
-      <w:pPr>
-        <w:pStyle w:val="IndentBlock"/>
-      </w:pPr>
-      <w:r>
-        <w:rPr>
-          <w:i/>
-          <w:iCs/>
-        </w:rPr>
-        <w:t xml:space="preserve">Anytown, ST 00000</w:t>
-      </w:r>
-    </w:p>
-    <w:p>
-      <w:pPr>
-        <w:pStyle w:val="IndentBlock"/>
-      </w:pPr>
-      <w:r>
-        <w:rPr>
-          <w:i/>
-          <w:iCs/>
-        </w:rPr>
-        <w:t xml:space="preserve">(555) 555-0200</w:t>
-      </w:r>
-    </w:p>
-    <w:p>
-      <w:pPr>
-        <w:pStyle w:val="IndentBlock"/>
+        <w:keepNext/>
+        <w:keepLines/>
+        <w:spacing w:before="0" w:after="0" w:line="400" w:lineRule="exact"/>
+        <w:ind w:left="4680" w:firstLine="140"/>
+      </w:pPr>
+      <w:r>
+        <w:rPr>
+          <w:i/>
+          <w:iCs/>
+        </w:rPr>
+        <w:t xml:space="preserve">Sample</w:t>
+      </w:r>
+      <w:r>
+        <w:rPr>
+          <w:i/>
+          <w:iCs/>
+        </w:rPr>
+        <w:t xml:space="preserve"> </w:t>
+      </w:r>
+      <w:r>
+        <w:rPr>
+          <w:i/>
+          <w:iCs/>
+        </w:rPr>
+        <w:t xml:space="preserve">Trustee</w:t>
+      </w:r>
+      <w:r>
+        <w:rPr>
+          <w:i/>
+          <w:iCs/>
+        </w:rPr>
+        <w:t xml:space="preserve"> </w:t>
+      </w:r>
+      <w:r>
+        <w:rPr>
+          <w:i/>
+          <w:iCs/>
+        </w:rPr>
+        <w:t xml:space="preserve">Office</w:t>
+      </w:r>
+    </w:p>
+    <w:p>
+      <w:pPr>
+        <w:keepNext/>
+        <w:keepLines/>
+        <w:spacing w:before="0" w:after="0" w:line="400" w:lineRule="exact"/>
+        <w:ind w:left="4680" w:firstLine="140"/>
+      </w:pPr>
+      <w:r>
+        <w:rPr>
+          <w:i/>
+          <w:iCs/>
+        </w:rPr>
+        <w:t xml:space="preserve">200</w:t>
+      </w:r>
+      <w:r>
+        <w:rPr>
+          <w:i/>
+          <w:iCs/>
+        </w:rPr>
+        <w:t xml:space="preserve"> </w:t>
+      </w:r>
+      <w:r>
+        <w:rPr>
+          <w:i/>
+          <w:iCs/>
+        </w:rPr>
+        <w:t xml:space="preserve">Sample</w:t>
+      </w:r>
+      <w:r>
+        <w:rPr>
+          <w:i/>
+          <w:iCs/>
+        </w:rPr>
+        <w:t xml:space="preserve"> </w:t>
+      </w:r>
+      <w:r>
+        <w:rPr>
+          <w:i/>
+          <w:iCs/>
+        </w:rPr>
+        <w:t xml:space="preserve">Avenue</w:t>
+      </w:r>
+    </w:p>
+    <w:p>
+      <w:pPr>
+        <w:keepNext/>
+        <w:keepLines/>
+        <w:spacing w:before="0" w:after="0" w:line="400" w:lineRule="exact"/>
+        <w:ind w:left="4680" w:firstLine="140"/>
+      </w:pPr>
+      <w:r>
+        <w:rPr>
+          <w:i/>
+          <w:iCs/>
+        </w:rPr>
+        <w:t xml:space="preserve">Anytown,</w:t>
+      </w:r>
+      <w:r>
+        <w:rPr>
+          <w:i/>
+          <w:iCs/>
+        </w:rPr>
+        <w:t xml:space="preserve"> </w:t>
+      </w:r>
+      <w:r>
+        <w:rPr>
+          <w:i/>
+          <w:iCs/>
+        </w:rPr>
+        <w:t xml:space="preserve">ST</w:t>
+      </w:r>
+      <w:r>
+        <w:rPr>
+          <w:i/>
+          <w:iCs/>
+        </w:rPr>
+        <w:t xml:space="preserve"> </w:t>
+      </w:r>
+      <w:r>
+        <w:rPr>
+          <w:i/>
+          <w:iCs/>
+        </w:rPr>
+        <w:t xml:space="preserve">00000</w:t>
+      </w:r>
+    </w:p>
+    <w:p>
+      <w:pPr>
+        <w:keepNext/>
+        <w:keepLines/>
+        <w:spacing w:before="0" w:after="0" w:line="400" w:lineRule="exact"/>
+        <w:ind w:left="4680" w:firstLine="140"/>
+      </w:pPr>
+      <w:r>
+        <w:rPr>
+          <w:i/>
+          <w:iCs/>
+        </w:rPr>
+        <w:t xml:space="preserve">(555)</w:t>
+      </w:r>
+      <w:r>
+        <w:rPr>
+          <w:i/>
+          <w:iCs/>
+        </w:rPr>
+        <w:t xml:space="preserve"> </w:t>
+      </w:r>
+      <w:r>
+        <w:rPr>
+          <w:i/>
+          <w:iCs/>
+        </w:rPr>
+        <w:t xml:space="preserve">555</w:t>
+        <w:noBreakHyphen/>
+        <w:t xml:space="preserve">0200</w:t>
+      </w:r>
+    </w:p>
+    <w:p>
+      <w:pPr>
+        <w:keepNext/>
+        <w:keepLines/>
+        <w:spacing w:before="0" w:after="0" w:line="400" w:lineRule="exact"/>
+        <w:ind w:left="4680" w:firstLine="140"/>
       </w:pPr>
       <w:r>
         <w:rPr>
@@ -180,491 +1982,197 @@
     </w:p>
     <w:p>
       <w:pPr>
-        <w:sectPr>
-          <w:pgSz w:w="12240" w:h="15840"/>
-          <w:pgMar w:top="1440" w:right="1440" w:bottom="1440" w:left="1440" w:header="720" w:footer="720" w:gutter="0"/>
-          <w:pgNumType w:fmt="decimal" w:start="1"/>
-          <w:cols w:space="720"/>
-        </w:sectPr>
-      </w:pPr>
-    </w:p>
-    <w:p>
-      <w:pPr>
-        <w:pStyle w:val="FrontHeading"/>
-      </w:pPr>
-      <w:r>
-        <w:t xml:space="preserve">Table of Contents</w:t>
-      </w:r>
-    </w:p>
-    <w:p>
-      <w:pPr>
-        <w:pStyle w:val="Right"/>
-      </w:pPr>
-      <w:r>
-        <w:rPr>
-          <w:b/>
-          <w:bCs/>
-          <w:u w:val="single"/>
-        </w:rPr>
-        <w:t xml:space="preserve">Page</w:t>
-      </w:r>
-    </w:p>
-    <w:p>
-      <w:pPr>
-        <w:pStyle w:val="TOCLine1"/>
-      </w:pPr>
-      <w:r>
-        <w:fldChar w:fldCharType="begin"/>
-      </w:r>
-      <w:r>
-        <w:instrText xml:space="preserve"> TOC \o "1-4" \h \z \u </w:instrText>
-      </w:r>
-      <w:r>
-        <w:fldChar w:fldCharType="separate"/>
-      </w:r>
-      <w:r>
-        <w:t xml:space="preserve">TABLE OF AUTHORITIES</w:t>
-      </w:r>
-    </w:p>
-    <w:p>
-      <w:pPr>
-        <w:pStyle w:val="TOCLine1"/>
-      </w:pPr>
-      <w:r>
-        <w:t xml:space="preserve">SUMMARY OF THE ARGUMENT</w:t>
-      </w:r>
-    </w:p>
-    <w:p>
-      <w:pPr>
-        <w:pStyle w:val="TOCLine1"/>
-      </w:pPr>
-      <w:r>
-        <w:t xml:space="preserve">ARGUMENT</w:t>
-      </w:r>
-    </w:p>
-    <w:p>
-      <w:pPr>
-        <w:pStyle w:val="TOCLine2"/>
-      </w:pPr>
-      <w:r>
-        <w:t xml:space="preserve">I. THE VALUATION EVIDENCE SUPPORTS THE SALE FINDING</w:t>
-      </w:r>
-    </w:p>
-    <w:p>
-      <w:pPr>
-        <w:pStyle w:val="TOCLine3"/>
-      </w:pPr>
-      <w:r>
-        <w:t xml:space="preserve">A.</w:t>
+        <w:keepLines/>
+        <w:spacing w:before="224" w:after="0" w:line="400" w:lineRule="exact"/>
+        <w:ind w:left="0" w:firstLine="0"/>
+      </w:pPr>
+      <w:r>
+        <w:t xml:space="preserve">November</w:t>
+      </w:r>
+      <w:r>
+        <w:t xml:space="preserve"> </w:t>
+      </w:r>
+      <w:r>
+        <w:t xml:space="preserve">4,</w:t>
+      </w:r>
+      <w:r>
+        <w:t xml:space="preserve"> </w:t>
+      </w:r>
+      <w:r>
+        <w:t xml:space="preserve">2026</w:t>
+      </w:r>
+    </w:p>
+    <w:p>
+      <w:pPr>
+        <w:pStyle w:val="Heading1"/>
+        <w:keepNext/>
+        <w:keepLines/>
+        <w:pageBreakBefore/>
+        <w:spacing w:before="0" w:after="308" w:line="460" w:lineRule="exact"/>
+        <w:ind w:left="0" w:firstLine="0"/>
+        <w:jc w:val="center"/>
+      </w:pPr>
+      <w:r>
+        <w:rPr>
+          <w:b/>
+          <w:bCs/>
+          <w:sz w:val="32"/>
+          <w:szCs w:val="32"/>
+        </w:rPr>
+        <w:t xml:space="preserve">CERTIFICATE OF COMPLIANCE</w:t>
+      </w:r>
+    </w:p>
+    <w:p>
+      <w:pPr>
+        <w:spacing w:before="0" w:after="0" w:line="400" w:lineRule="exact"/>
+        <w:ind w:left="720" w:hanging="720"/>
+      </w:pPr>
+      <w:r>
+        <w:t xml:space="preserve">1.</w:t>
       </w:r>
       <w:r>
         <w:tab/>
       </w:r>
       <w:r>
-        <w:t xml:space="preserve">The Bankruptcy Court weighed the broker opinion</w:t>
-      </w:r>
-    </w:p>
-    <w:p>
-      <w:pPr>
-        <w:pStyle w:val="TOCLine3"/>
-      </w:pPr>
-      <w:r>
-        <w:t xml:space="preserve">B.</w:t>
+        <w:t xml:space="preserve">This brief complies with the type-volume limitation of Fed. R. Bankr. P. 8015(a)(7)(B) because, excluding the parts of the brief exempted by Fed. R. Bankr. P. 8015(g) and 10th Cir. BAP L.R. 8015</w:t>
+        <w:noBreakHyphen/>
+        <w:t xml:space="preserve">1(d), it contains no more than 13,000 words. The brief contains 213 words, as counted by the drafting software.</w:t>
+      </w:r>
+    </w:p>
+    <w:p>
+      <w:pPr>
+        <w:keepLines/>
+        <w:tabs>
+          <w:tab w:val="left" w:pos="868"/>
+        </w:tabs>
+        <w:spacing w:before="224" w:after="224" w:line="400" w:lineRule="exact"/>
+        <w:ind w:left="448" w:firstLine="0"/>
+      </w:pPr>
+      <w:r>
+        <w:rPr>
+          <w:bdr w:val="single" w:sz="6" w:space="0" w:color="000000"/>
+        </w:rPr>
+        <w:t xml:space="preserve">X</w:t>
       </w:r>
       <w:r>
         <w:tab/>
       </w:r>
       <w:r>
-        <w:t xml:space="preserve">The sale was noticed and contested</w:t>
-      </w:r>
-    </w:p>
-    <w:p>
-      <w:pPr>
-        <w:pStyle w:val="TOCLine2"/>
-      </w:pPr>
-      <w:r>
-        <w:t xml:space="preserve">II. THE PROCEEDS PROVISION PROTECTS APPELLANT TO THE EXTENT THE CODE ALLOWS</w:t>
-      </w:r>
-    </w:p>
-    <w:p>
-      <w:pPr>
-        <w:pStyle w:val="TOCLine1"/>
-      </w:pPr>
-      <w:r>
-        <w:t xml:space="preserve">CONCLUSION</w:t>
-      </w:r>
-    </w:p>
-    <w:p>
-      <w:pPr>
-        <w:pStyle w:val="TOCLine1"/>
-      </w:pPr>
-      <w:r>
-        <w:t xml:space="preserve">CERTIFICATE OF COMPLIANCE</w:t>
-      </w:r>
-      <w:r>
-        <w:fldChar w:fldCharType="end"/>
-      </w:r>
-    </w:p>
-    <w:p>
-      <w:r>
-        <w:br w:type="page"/>
-      </w:r>
-    </w:p>
-    <w:p>
-      <w:pPr>
-        <w:pStyle w:val="Heading1"/>
-      </w:pPr>
-      <w:r>
-        <w:t xml:space="preserve">Table of Authorities</w:t>
-      </w:r>
-    </w:p>
-    <w:p>
-      <w:pPr>
-        <w:pStyle w:val="TOAGroup"/>
-      </w:pPr>
-      <w:r>
-        <w:t xml:space="preserve">Cases:</w:t>
-      </w:r>
-    </w:p>
-    <w:p>
-      <w:pPr>
-        <w:pStyle w:val="TOAEntry"/>
-      </w:pPr>
-      <w:r>
-        <w:rPr>
-          <w:i/>
-          <w:iCs/>
-        </w:rPr>
-        <w:t xml:space="preserve">Law v. Siegel</w:t>
-      </w:r>
-      <w:r>
-        <w:t xml:space="preserve">,</w:t>
-      </w:r>
-      <w:r>
-        <w:br/>
-      </w:r>
-      <w:r>
-        <w:t xml:space="preserve">571 U.S. 415 (2014)</w:t>
-      </w:r>
-    </w:p>
-    <w:p>
-      <w:pPr>
-        <w:pStyle w:val="TOAGroup"/>
-      </w:pPr>
-      <w:r>
-        <w:t xml:space="preserve">Statutes:</w:t>
-      </w:r>
-    </w:p>
-    <w:p>
-      <w:pPr>
-        <w:pStyle w:val="TOAEntry"/>
-      </w:pPr>
-      <w:r>
-        <w:t xml:space="preserve">11 U.S.C. § 363 (2024)</w:t>
-      </w:r>
-    </w:p>
-    <w:p>
-      <w:pPr>
-        <w:sectPr>
-          <w:footerReference w:type="default" r:id="rId101"/>
-          <w:pgSz w:w="12240" w:h="15840"/>
-          <w:pgMar w:top="1440" w:right="1440" w:bottom="1440" w:left="1440" w:header="720" w:footer="720" w:gutter="0"/>
-          <w:pgNumType w:fmt="lowerRoman" w:start="1"/>
-          <w:cols w:space="720"/>
-        </w:sectPr>
-      </w:pPr>
-    </w:p>
-    <w:p>
-      <w:pPr>
-        <w:pStyle w:val="Heading1"/>
-      </w:pPr>
-      <w:r>
-        <w:t xml:space="preserve">Summary of the Argument</w:t>
-      </w:r>
-    </w:p>
-    <w:p>
-      <w:pPr>
-        <w:pStyle w:val="FirstParagraph"/>
-      </w:pPr>
-      <w:r>
-        <w:t xml:space="preserve">The Bankruptcy Court made the findings the statute requires. The valuation evidence was sufficient, and Appellant’s objection to the price was heard and rejected on that evidence. The proceeds provision protects Appellant’s interest to the extent the Code allows.</w:t>
-      </w:r>
-    </w:p>
-    <w:p>
-      <w:pPr>
-        <w:pStyle w:val="Heading1"/>
-      </w:pPr>
-      <w:r>
-        <w:t xml:space="preserve">Argument</w:t>
-      </w:r>
-    </w:p>
-    <w:p>
-      <w:pPr>
-        <w:pStyle w:val="PointHeading"/>
-      </w:pPr>
-      <w:r>
-        <w:t xml:space="preserve">I. THE VALUATION EVIDENCE SUPPORTS THE SALE FINDING</w:t>
-      </w:r>
-    </w:p>
-    <w:p>
-      <w:pPr>
-        <w:pStyle w:val="Heading3"/>
-      </w:pPr>
-      <w:r>
-        <w:t xml:space="preserve">A.</w:t>
+        <w:t xml:space="preserve">this brief contains 213 words.</w:t>
+      </w:r>
+    </w:p>
+    <w:p>
+      <w:pPr>
+        <w:spacing w:before="0" w:after="0" w:line="400" w:lineRule="exact"/>
+        <w:ind w:left="720" w:hanging="720"/>
+      </w:pPr>
+      <w:r>
+        <w:t xml:space="preserve">2.</w:t>
       </w:r>
       <w:r>
         <w:tab/>
       </w:r>
       <w:r>
-        <w:t xml:space="preserve">The Bankruptcy Court weighed the broker opinion</w:t>
-      </w:r>
-    </w:p>
-    <w:p>
-      <w:pPr>
-        <w:pStyle w:val="FirstParagraph"/>
-      </w:pPr>
-      <w:r>
-        <w:t xml:space="preserve">The Bankruptcy Court found the broker credible after hearing cross-examination. Credibility determinations are reviewed for clear error. 11 U.S.C. § 363(b) requires a sound business reason for a sale, and the court found one: the equipment was deteriorating and carried storage costs that exceeded its expected net return.</w:t>
-      </w:r>
-    </w:p>
-    <w:p>
-      <w:pPr>
-        <w:pStyle w:val="Heading3"/>
-      </w:pPr>
-      <w:r>
-        <w:t xml:space="preserve">B.</w:t>
-      </w:r>
-      <w:r>
-        <w:tab/>
-      </w:r>
-      <w:r>
-        <w:t xml:space="preserve">The sale was noticed and contested</w:t>
-      </w:r>
-    </w:p>
-    <w:p>
-      <w:pPr>
-        <w:pStyle w:val="FirstParagraph"/>
-      </w:pPr>
-      <w:r>
-        <w:t xml:space="preserve">Appellant received notice of the sale motion and objected. The objection was heard. The court’s ruling reflects the evidence and is not an abuse of discretion.</w:t>
-      </w:r>
-    </w:p>
-    <w:p>
-      <w:pPr>
-        <w:pStyle w:val="PointHeading"/>
-      </w:pPr>
-      <w:r>
-        <w:t xml:space="preserve">II. THE PROCEEDS PROVISION PROTECTS APPELLANT TO THE EXTENT THE CODE ALLOWS</w:t>
-      </w:r>
-    </w:p>
-    <w:p>
-      <w:pPr>
-        <w:pStyle w:val="BodyText"/>
-      </w:pPr>
-      <w:r>
-        <w:t xml:space="preserve">Appellant asks the Panel to direct that her interest attach to the proceeds with the same validity and priority it had in the equipment. The order already says that. Any broader remedy would ask the court to override the priority scheme of the Code, which it may not do. See Law v. Siegel.</w:t>
-      </w:r>
-    </w:p>
-    <w:p>
-      <w:pPr>
-        <w:pStyle w:val="Heading1"/>
-      </w:pPr>
-      <w:r>
-        <w:t xml:space="preserve">Conclusion</w:t>
-      </w:r>
-    </w:p>
-    <w:p>
-      <w:pPr>
-        <w:pStyle w:val="FirstParagraph"/>
-      </w:pPr>
-      <w:r>
-        <w:t xml:space="preserve">The Trustee asks the Panel to affirm the sale order.</w:t>
-      </w:r>
-    </w:p>
-    <w:p>
-      <w:pPr>
-        <w:pStyle w:val="Signature"/>
-      </w:pPr>
-      <w:r>
-        <w:t xml:space="preserve">Respectfully submitted,</w:t>
-      </w:r>
-    </w:p>
-    <w:p>
-      <w:pPr>
-        <w:pStyle w:val="IndentBlock"/>
-      </w:pPr>
-      <w:r>
-        <w:t xml:space="preserve">/s/  Riley Sample</w:t>
-      </w:r>
-    </w:p>
-    <w:p>
-      <w:pPr>
-        <w:pStyle w:val="IndentBlock"/>
-      </w:pPr>
-      <w:r>
-        <w:t xml:space="preserve">RILEY SAMPLE</w:t>
-      </w:r>
-    </w:p>
-    <w:p>
-      <w:pPr>
-        <w:pStyle w:val="IndentBlock"/>
-      </w:pPr>
-      <w:r>
-        <w:rPr>
-          <w:i/>
-          <w:iCs/>
-        </w:rPr>
-        <w:t xml:space="preserve">Sample Trustee Office</w:t>
-      </w:r>
-    </w:p>
-    <w:p>
-      <w:pPr>
-        <w:pStyle w:val="IndentBlock"/>
-      </w:pPr>
-      <w:r>
-        <w:rPr>
-          <w:i/>
-          <w:iCs/>
-        </w:rPr>
-        <w:t xml:space="preserve">200 Sample Avenue</w:t>
-      </w:r>
-    </w:p>
-    <w:p>
-      <w:pPr>
-        <w:pStyle w:val="IndentBlock"/>
-      </w:pPr>
-      <w:r>
-        <w:rPr>
-          <w:i/>
-          <w:iCs/>
-        </w:rPr>
-        <w:t xml:space="preserve">Anytown, ST 00000</w:t>
-      </w:r>
-    </w:p>
-    <w:p>
-      <w:pPr>
-        <w:pStyle w:val="IndentBlock"/>
-      </w:pPr>
-      <w:r>
-        <w:rPr>
-          <w:i/>
-          <w:iCs/>
-        </w:rPr>
-        <w:t xml:space="preserve">(555) 555-0200</w:t>
-      </w:r>
-    </w:p>
-    <w:p>
-      <w:pPr>
-        <w:pStyle w:val="IndentBlock"/>
-      </w:pPr>
-      <w:r>
-        <w:rPr>
-          <w:i/>
-          <w:iCs/>
-        </w:rPr>
-        <w:t xml:space="preserve">riley@example.com</w:t>
-      </w:r>
-    </w:p>
-    <w:p>
-      <w:pPr>
-        <w:pStyle w:val="Single"/>
-      </w:pPr>
-      <w:r>
-        <w:t xml:space="preserve">November 4, 2026</w:t>
-      </w:r>
-    </w:p>
-    <w:p>
-      <w:r>
-        <w:br w:type="page"/>
-      </w:r>
-    </w:p>
-    <w:p>
-      <w:pPr>
-        <w:pStyle w:val="Heading1"/>
-      </w:pPr>
-      <w:r>
-        <w:t xml:space="preserve">Certificate of Compliance</w:t>
-      </w:r>
-    </w:p>
-    <w:p>
-      <w:pPr>
-        <w:pStyle w:val="Single"/>
-      </w:pPr>
-      <w:r>
-        <w:t xml:space="preserve">1. This brief complies with the type-volume limitation of Fed. R. Bankr. P. 8015(a)(7)(B) because, excluding the parts of the brief exempted by Fed. R. Bankr. P. 8015(g) and 10th Cir. BAP L.R. 8015-1(d), it contains no more than 13,000 words. The brief contains 213 words, as counted by the drafting software.</w:t>
-      </w:r>
-    </w:p>
-    <w:p>
-      <w:pPr>
-        <w:pStyle w:val="IndentBlock"/>
-      </w:pPr>
-      <w:r>
-        <w:t xml:space="preserve">[X] this brief contains 213 words.</w:t>
-      </w:r>
-    </w:p>
-    <w:p>
-      <w:pPr>
-        <w:pStyle w:val="Single"/>
-      </w:pPr>
-      <w:r>
-        <w:t xml:space="preserve">2. This brief complies with the typeface requirements of Fed. R. Bankr. P. 8015(a)(5) and 10th Cir. BAP L.R. 8015-1(b) because it has been prepared in a proportionally spaced typeface using Microsoft Word in 14-point Garamond roman type.</w:t>
-      </w:r>
-    </w:p>
-    <w:p>
-      <w:pPr>
-        <w:pStyle w:val="Signature"/>
-      </w:pPr>
-      <w:r>
-        <w:t xml:space="preserve">/s/  Riley Sample</w:t>
-      </w:r>
-    </w:p>
-    <w:p>
-      <w:pPr>
-        <w:pStyle w:val="IndentBlock"/>
-      </w:pPr>
-      <w:r>
-        <w:t xml:space="preserve">Attorney for Appellee Example Trustee</w:t>
-      </w:r>
-    </w:p>
-    <w:p>
-      <w:pPr>
-        <w:pStyle w:val="IndentBlock"/>
-      </w:pPr>
-      <w:r>
-        <w:t xml:space="preserve">Dated: November 4, 2026</w:t>
-      </w:r>
-    </w:p>
-    <w:p>
-      <w:r>
-        <w:br w:type="page"/>
-      </w:r>
-    </w:p>
-    <w:p>
-      <w:pPr>
-        <w:pStyle w:val="FrontHeading"/>
-      </w:pPr>
-      <w:r>
-        <w:t xml:space="preserve">Statement of Related Cases</w:t>
-      </w:r>
-    </w:p>
-    <w:p>
-      <w:pPr>
-        <w:pStyle w:val="Single"/>
+        <w:t xml:space="preserve">This brief complies with the typeface requirements of Fed. R. Bankr. P. 8015(a)(5) and 10th Cir. BAP L.R. 8015</w:t>
+        <w:noBreakHyphen/>
+        <w:t xml:space="preserve">1(b) because it has been prepared in a proportionally spaced typeface using Microsoft Word in 14-point Liberation Serif roman type.</w:t>
+      </w:r>
+    </w:p>
+    <w:p>
+      <w:pPr>
+        <w:keepNext/>
+        <w:keepLines/>
+        <w:spacing w:before="448" w:after="0" w:line="400" w:lineRule="exact"/>
+        <w:ind w:left="4680" w:firstLine="0"/>
+      </w:pPr>
+      <w:r>
+        <w:t xml:space="preserve">/s/ Riley Sample</w:t>
+      </w:r>
+    </w:p>
+    <w:p>
+      <w:pPr>
+        <w:keepNext/>
+        <w:keepLines/>
+        <w:spacing w:before="0" w:after="0" w:line="400" w:lineRule="exact"/>
+        <w:ind w:left="4680" w:firstLine="0"/>
+      </w:pPr>
+      <w:r>
+        <w:t xml:space="preserve">Attorney for </w:t>
+      </w:r>
+      <w:r>
+        <w:t xml:space="preserve">Appellee</w:t>
+      </w:r>
+      <w:r>
+        <w:t xml:space="preserve"> </w:t>
+      </w:r>
+      <w:r>
+        <w:t xml:space="preserve">Example</w:t>
+      </w:r>
+      <w:r>
+        <w:t xml:space="preserve"> </w:t>
+      </w:r>
+      <w:r>
+        <w:t xml:space="preserve">Trustee</w:t>
+      </w:r>
+    </w:p>
+    <w:p>
+      <w:pPr>
+        <w:keepLines/>
+        <w:spacing w:before="0" w:after="0" w:line="400" w:lineRule="exact"/>
+        <w:ind w:left="4680" w:firstLine="0"/>
+      </w:pPr>
+      <w:r>
+        <w:t xml:space="preserve">Dated: </w:t>
+      </w:r>
+      <w:r>
+        <w:t xml:space="preserve">November</w:t>
+      </w:r>
+      <w:r>
+        <w:t xml:space="preserve"> </w:t>
+      </w:r>
+      <w:r>
+        <w:t xml:space="preserve">4,</w:t>
+      </w:r>
+      <w:r>
+        <w:t xml:space="preserve"> </w:t>
+      </w:r>
+      <w:r>
+        <w:t xml:space="preserve">2026</w:t>
+      </w:r>
+    </w:p>
+    <w:p>
+      <w:pPr>
+        <w:keepNext/>
+        <w:keepLines/>
+        <w:pageBreakBefore/>
+        <w:spacing w:before="0" w:after="308" w:line="460" w:lineRule="exact"/>
+        <w:ind w:left="0" w:firstLine="0"/>
+        <w:jc w:val="center"/>
+      </w:pPr>
+      <w:r>
+        <w:rPr>
+          <w:b/>
+          <w:bCs/>
+          <w:sz w:val="32"/>
+          <w:szCs w:val="32"/>
+        </w:rPr>
+        <w:t xml:space="preserve">STATEMENT OF RELATED CASES</w:t>
+      </w:r>
+    </w:p>
+    <w:p>
+      <w:pPr>
+        <w:spacing w:before="0" w:after="0" w:line="400" w:lineRule="exact"/>
+        <w:ind w:left="0" w:firstLine="0"/>
       </w:pPr>
       <w:r>
         <w:t xml:space="preserve">The filer knows of no related case pending before the United States Supreme Court, any United States Court of Appeals, any United States District Court, or the Bankruptcy Appellate Panel.</w:t>
       </w:r>
     </w:p>
     <w:sectPr>
-      <w:footerReference w:type="default" r:id="rId100"/>
-      <w:footnotePr>
-        <w:numFmt w:val="decimal"/>
-      </w:footnotePr>
+      <w:footerReference w:type="default" r:id="rIdFtrPage"/>
       <w:pgSz w:w="12240" w:h="15840"/>
-      <w:pgMar w:top="1440" w:right="1440" w:bottom="1440" w:left="1440" w:header="720" w:footer="720" w:gutter="0"/>
+      <w:pgMar w:top="1440" w:right="1440" w:bottom="1440" w:left="1440" w:header="720" w:footer="628" w:gutter="0"/>
       <w:pgNumType w:fmt="decimal" w:start="1"/>
-      <w:cols w:space="720"/>
     </w:sectPr>
   </w:body>
 </w:document>
@@ -678,38 +2186,7 @@
 <w:ftr xmlns:w="http://schemas.openxmlformats.org/wordprocessingml/2006/main" xmlns:r="http://schemas.openxmlformats.org/officeDocument/2006/relationships">
   <w:p>
     <w:pPr>
-      <w:pStyle w:val="Footer"/>
       <w:jc w:val="center"/>
-      <w:spacing w:before="0" w:after="0" w:line="240" w:lineRule="auto"/>
-      <w:ind w:firstLine="0"/>
-    </w:pPr>
-    <w:r>
-      <w:fldChar w:fldCharType="begin"/>
-    </w:r>
-    <w:r>
-      <w:instrText xml:space="preserve"> PAGE </w:instrText>
-    </w:r>
-    <w:r>
-      <w:fldChar w:fldCharType="separate"/>
-    </w:r>
-    <w:r>
-      <w:t>1</w:t>
-    </w:r>
-    <w:r>
-      <w:fldChar w:fldCharType="end"/>
-    </w:r>
-  </w:p>
-</w:ftr>
-</file>
-
-<file path=word/footer2.xml><?xml version="1.0" encoding="utf-8"?>
-<w:ftr xmlns:w="http://schemas.openxmlformats.org/wordprocessingml/2006/main" xmlns:r="http://schemas.openxmlformats.org/officeDocument/2006/relationships">
-  <w:p>
-    <w:pPr>
-      <w:pStyle w:val="Footer"/>
-      <w:jc w:val="center"/>
-      <w:spacing w:before="0" w:after="0" w:line="240" w:lineRule="auto"/>
-      <w:ind w:firstLine="0"/>
     </w:pPr>
     <w:r>
       <w:fldChar w:fldCharType="begin"/>
@@ -749,6 +2226,72 @@
 </w:footnotes>
 </file>
 
+<file path=word/ftr-add.xml><?xml version="1.0" encoding="utf-8"?>
+<w:ftr xmlns:w="http://schemas.openxmlformats.org/wordprocessingml/2006/main" xmlns:r="http://schemas.openxmlformats.org/officeDocument/2006/relationships">
+  <w:p>
+    <w:pPr>
+      <w:spacing w:before="0" w:after="0"/>
+      <w:jc w:val="center"/>
+    </w:pPr>
+    <w:r>
+      <w:t>Add-</w:t>
+    </w:r>
+    <w:r>
+      <w:fldChar w:fldCharType="begin"/>
+    </w:r>
+    <w:r>
+      <w:instrText xml:space="preserve"> PAGE </w:instrText>
+    </w:r>
+    <w:r>
+      <w:fldChar w:fldCharType="separate"/>
+    </w:r>
+    <w:r>
+      <w:t>1</w:t>
+    </w:r>
+    <w:r>
+      <w:fldChar w:fldCharType="end"/>
+    </w:r>
+  </w:p>
+</w:ftr>
+</file>
+
+<file path=word/ftr-none.xml><?xml version="1.0" encoding="utf-8"?>
+<w:ftr xmlns:w="http://schemas.openxmlformats.org/wordprocessingml/2006/main" xmlns:r="http://schemas.openxmlformats.org/officeDocument/2006/relationships">
+  <w:p>
+    <w:pPr>
+      <w:spacing w:before="0" w:after="0"/>
+      <w:jc w:val="center"/>
+    </w:pPr>
+  </w:p>
+</w:ftr>
+</file>
+
+<file path=word/ftr-page.xml><?xml version="1.0" encoding="utf-8"?>
+<w:ftr xmlns:w="http://schemas.openxmlformats.org/wordprocessingml/2006/main" xmlns:r="http://schemas.openxmlformats.org/officeDocument/2006/relationships">
+  <w:p>
+    <w:pPr>
+      <w:spacing w:before="0" w:after="0"/>
+      <w:jc w:val="center"/>
+    </w:pPr>
+    <w:r>
+      <w:fldChar w:fldCharType="begin"/>
+    </w:r>
+    <w:r>
+      <w:instrText xml:space="preserve"> PAGE </w:instrText>
+    </w:r>
+    <w:r>
+      <w:fldChar w:fldCharType="separate"/>
+    </w:r>
+    <w:r>
+      <w:t>1</w:t>
+    </w:r>
+    <w:r>
+      <w:fldChar w:fldCharType="end"/>
+    </w:r>
+  </w:p>
+</w:ftr>
+</file>
+
 <file path=word/numbering.xml><?xml version="1.0" encoding="utf-8"?>
 <w:numbering xmlns:w="http://schemas.openxmlformats.org/wordprocessingml/2006/main">
   <w:abstractNum w:abstractNumId="990">
@@ -838,7 +2381,7 @@
   <w:docDefaults>
     <w:rPrDefault>
       <w:rPr>
-        <w:rFonts w:ascii="EB Garamond" w:hAnsi="EB Garamond" w:eastAsia="EB Garamond" w:cs="EB Garamond"/>
+        <w:rFonts w:ascii="Liberation Serif" w:hAnsi="Liberation Serif" w:eastAsia="Liberation Serif" w:cs="Liberation Serif"/>
         <w:sz w:val="28"/>
         <w:szCs w:val="28"/>
         <w:lang w:val="en-US" w:eastAsia="zh-CN" w:bidi="ar-SA"/>
@@ -846,22 +2389,15 @@
     </w:rPrDefault>
     <w:pPrDefault>
       <w:pPr>
-        <w:spacing w:after="0" w:line="240" w:lineRule="auto"/>
+        <w:widowControl/>
+        <w:spacing w:after="0"/>
       </w:pPr>
     </w:pPrDefault>
   </w:docDefaults>
   <w:latentStyles w:defLockedState="0" w:defUIPriority="0" w:defSemiHidden="0" w:defUnhideWhenUsed="0" w:defQFormat="0" w:count="276"/>
-  <w:style w:type="paragraph" w:styleId="Normal">
+  <w:style w:type="paragraph" w:default="1" w:styleId="Normal">
     <w:name w:val="Normal"/>
     <w:qFormat/>
-    <w:pPr>
-      <w:spacing w:before="0" w:after="0" w:line="240" w:lineRule="auto"/>
-      <w:ind w:firstLine="0"/>
-    </w:pPr>
-    <w:rPr>
-      <w:sz w:val="28"/>
-      <w:szCs w:val="28"/>
-    </w:rPr>
   </w:style>
   <w:style w:type="paragraph" w:styleId="BodyText">
     <w:name w:val="Body Text"/>
@@ -869,7 +2405,7 @@
     <w:link w:val="BodyTextChar"/>
     <w:qFormat/>
     <w:pPr>
-      <w:spacing w:before="0" w:after="0" w:line="480" w:lineRule="auto"/>
+      <w:spacing w:before="0" w:after="0" w:line="628" w:lineRule="exact"/>
       <w:ind w:firstLine="720"/>
     </w:pPr>
   </w:style>
@@ -884,8 +2420,7 @@
     <w:basedOn w:val="BodyText"/>
     <w:qFormat/>
     <w:pPr>
-      <w:spacing w:before="0" w:after="0" w:line="480" w:lineRule="auto"/>
-      <w:ind w:firstLine="0"/>
+      <w:spacing w:before="36" w:after="36"/>
     </w:pPr>
   </w:style>
   <w:style w:type="paragraph" w:styleId="Title">
@@ -902,7 +2437,7 @@
       <w:jc w:val="center"/>
     </w:pPr>
     <w:rPr>
-      <w:rFonts w:ascii="EB Garamond" w:hAnsi="EB Garamond" w:eastAsia="EB Garamond" w:cs="EB Garamond"/>
+      <w:rFonts w:asciiTheme="majorHAnsi" w:eastAsiaTheme="majorEastAsia" w:hAnsiTheme="majorHAnsi" w:cstheme="majorBidi"/>
       <w:sz w:val="56"/>
       <w:szCs w:val="56"/>
     </w:rPr>
@@ -914,7 +2449,7 @@
     <w:uiPriority w:val="10"/>
     <w:rsid w:val="00A10FD9"/>
     <w:rPr>
-      <w:rFonts w:ascii="EB Garamond" w:hAnsi="EB Garamond" w:eastAsia="EB Garamond" w:cs="EB Garamond"/>
+      <w:rFonts w:asciiTheme="majorHAnsi" w:eastAsiaTheme="majorEastAsia" w:hAnsiTheme="majorHAnsi" w:cstheme="majorBidi"/>
       <w:sz w:val="56"/>
       <w:szCs w:val="56"/>
     </w:rPr>
@@ -933,7 +2468,7 @@
       </w:numPr>
     </w:pPr>
     <w:rPr>
-      <w:rFonts w:ascii="EB Garamond" w:hAnsi="EB Garamond" w:eastAsia="EB Garamond" w:cs="EB Garamond"/>
+      <w:rFonts w:eastAsiaTheme="majorEastAsia" w:cstheme="majorBidi"/>
       <w:spacing w:val="15"/>
       <w:sz w:val="28"/>
       <w:szCs w:val="28"/>
@@ -946,7 +2481,7 @@
     <w:uiPriority w:val="11"/>
     <w:rsid w:val="00A10FD9"/>
     <w:rPr>
-      <w:rFonts w:ascii="EB Garamond" w:hAnsi="EB Garamond" w:eastAsia="EB Garamond" w:cs="EB Garamond"/>
+      <w:rFonts w:eastAsiaTheme="majorEastAsia" w:cstheme="majorBidi"/>
       <w:color w:val="595959" w:themeColor="text1" w:themeTint="A6"/>
       <w:spacing w:val="15"/>
       <w:sz w:val="28"/>
@@ -1025,20 +2560,24 @@
     <w:name w:val="heading 1"/>
     <w:basedOn w:val="Normal"/>
     <w:next w:val="BodyText"/>
+    <w:link w:val="Heading1Char"/>
     <w:uiPriority w:val="9"/>
     <w:qFormat/>
+    <w:rsid w:val="00A10FD9"/>
     <w:pPr>
       <w:keepNext/>
       <w:keepLines/>
-      <w:spacing w:before="360" w:after="240" w:line="240" w:lineRule="auto"/>
+      <w:spacing w:before="240" w:after="120" w:line="400" w:lineRule="exact"/>
       <w:ind w:firstLine="0"/>
       <w:jc w:val="center"/>
       <w:outlineLvl w:val="0"/>
     </w:pPr>
     <w:rPr>
+      <w:rFonts w:ascii="Liberation Serif" w:hAnsi="Liberation Serif" w:eastAsia="Liberation Serif" w:cs="Liberation Serif"/>
       <w:b/>
       <w:bCs/>
       <w:caps/>
+      <w:color w:val="000000"/>
       <w:sz w:val="28"/>
       <w:szCs w:val="28"/>
     </w:rPr>
@@ -1047,19 +2586,24 @@
     <w:name w:val="heading 2"/>
     <w:basedOn w:val="Normal"/>
     <w:next w:val="BodyText"/>
+    <w:link w:val="Heading2Char"/>
     <w:uiPriority w:val="9"/>
+    <w:semiHidden/>
     <w:unhideWhenUsed/>
     <w:qFormat/>
+    <w:rsid w:val="00A10FD9"/>
     <w:pPr>
       <w:keepNext/>
       <w:keepLines/>
-      <w:spacing w:before="240" w:after="240" w:line="240" w:lineRule="auto"/>
-      <w:ind w:left="720" w:hanging="720"/>
+      <w:spacing w:before="240" w:after="120" w:line="400" w:lineRule="exact"/>
+      <w:ind w:firstLine="0"/>
       <w:outlineLvl w:val="1"/>
     </w:pPr>
     <w:rPr>
+      <w:rFonts w:ascii="Liberation Serif" w:hAnsi="Liberation Serif" w:eastAsia="Liberation Serif" w:cs="Liberation Serif"/>
       <w:b/>
       <w:bCs/>
+      <w:color w:val="000000"/>
       <w:sz w:val="28"/>
       <w:szCs w:val="28"/>
     </w:rPr>
@@ -1068,19 +2612,24 @@
     <w:name w:val="heading 3"/>
     <w:basedOn w:val="Normal"/>
     <w:next w:val="BodyText"/>
+    <w:link w:val="Heading3Char"/>
     <w:uiPriority w:val="9"/>
+    <w:semiHidden/>
     <w:unhideWhenUsed/>
     <w:qFormat/>
+    <w:rsid w:val="00A10FD9"/>
     <w:pPr>
       <w:keepNext/>
       <w:keepLines/>
-      <w:spacing w:before="240" w:after="240" w:line="240" w:lineRule="auto"/>
-      <w:ind w:left="1440" w:hanging="720"/>
+      <w:spacing w:before="240" w:after="120" w:line="400" w:lineRule="exact"/>
+      <w:ind w:firstLine="0"/>
       <w:outlineLvl w:val="2"/>
     </w:pPr>
     <w:rPr>
+      <w:rFonts w:ascii="Liberation Serif" w:hAnsi="Liberation Serif" w:eastAsia="Liberation Serif" w:cs="Liberation Serif"/>
       <w:b/>
       <w:bCs/>
+      <w:color w:val="000000"/>
       <w:sz w:val="28"/>
       <w:szCs w:val="28"/>
     </w:rPr>
@@ -1089,21 +2638,25 @@
     <w:name w:val="heading 4"/>
     <w:basedOn w:val="Normal"/>
     <w:next w:val="BodyText"/>
+    <w:link w:val="Heading4Char"/>
     <w:uiPriority w:val="9"/>
+    <w:semiHidden/>
     <w:unhideWhenUsed/>
     <w:qFormat/>
+    <w:rsid w:val="00A10FD9"/>
     <w:pPr>
       <w:keepNext/>
       <w:keepLines/>
-      <w:spacing w:before="240" w:after="240" w:line="240" w:lineRule="auto"/>
-      <w:ind w:left="2160" w:hanging="720"/>
+      <w:spacing w:before="240" w:after="120" w:line="400" w:lineRule="exact"/>
+      <w:ind w:firstLine="0"/>
       <w:outlineLvl w:val="3"/>
     </w:pPr>
     <w:rPr>
+      <w:rFonts w:ascii="Liberation Serif" w:hAnsi="Liberation Serif" w:eastAsia="Liberation Serif" w:cs="Liberation Serif"/>
       <w:b/>
       <w:bCs/>
       <w:i/>
-      <w:iCs/>
+      <w:color w:val="000000"/>
       <w:sz w:val="28"/>
       <w:szCs w:val="28"/>
     </w:rPr>
@@ -1112,21 +2665,25 @@
     <w:name w:val="heading 5"/>
     <w:basedOn w:val="Normal"/>
     <w:next w:val="BodyText"/>
+    <w:link w:val="Heading5Char"/>
     <w:uiPriority w:val="9"/>
+    <w:semiHidden/>
     <w:unhideWhenUsed/>
     <w:qFormat/>
+    <w:rsid w:val="00A10FD9"/>
     <w:pPr>
       <w:keepNext/>
       <w:keepLines/>
-      <w:spacing w:before="240" w:after="240" w:line="240" w:lineRule="auto"/>
-      <w:ind w:left="2880" w:hanging="720"/>
+      <w:spacing w:before="240" w:after="120" w:line="400" w:lineRule="exact"/>
+      <w:ind w:firstLine="0"/>
       <w:outlineLvl w:val="4"/>
     </w:pPr>
     <w:rPr>
+      <w:rFonts w:ascii="Liberation Serif" w:hAnsi="Liberation Serif" w:eastAsia="Liberation Serif" w:cs="Liberation Serif"/>
       <w:b/>
       <w:bCs/>
       <w:i/>
-      <w:iCs/>
+      <w:color w:val="000000"/>
       <w:sz w:val="28"/>
       <w:szCs w:val="28"/>
     </w:rPr>
@@ -1148,7 +2705,7 @@
       <w:outlineLvl w:val="5"/>
     </w:pPr>
     <w:rPr>
-      <w:rFonts w:ascii="EB Garamond" w:hAnsi="EB Garamond" w:eastAsia="EB Garamond" w:cs="EB Garamond"/>
+      <w:rFonts w:eastAsiaTheme="majorEastAsia" w:cstheme="majorBidi"/>
       <w:i/>
       <w:iCs/>
       <w:color w:val="595959" w:themeColor="text1" w:themeTint="A6"/>
@@ -1171,7 +2728,7 @@
       <w:outlineLvl w:val="6"/>
     </w:pPr>
     <w:rPr>
-      <w:rFonts w:ascii="EB Garamond" w:hAnsi="EB Garamond" w:eastAsia="EB Garamond" w:cs="EB Garamond"/>
+      <w:rFonts w:eastAsiaTheme="majorEastAsia" w:cstheme="majorBidi"/>
       <w:color w:val="595959" w:themeColor="text1" w:themeTint="A6"/>
     </w:rPr>
   </w:style>
@@ -1192,7 +2749,7 @@
       <w:outlineLvl w:val="7"/>
     </w:pPr>
     <w:rPr>
-      <w:rFonts w:ascii="EB Garamond" w:hAnsi="EB Garamond" w:eastAsia="EB Garamond" w:cs="EB Garamond"/>
+      <w:rFonts w:eastAsiaTheme="majorEastAsia" w:cstheme="majorBidi"/>
       <w:i/>
       <w:iCs/>
       <w:color w:val="272727" w:themeColor="text1" w:themeTint="D8"/>
@@ -1215,7 +2772,7 @@
       <w:outlineLvl w:val="8"/>
     </w:pPr>
     <w:rPr>
-      <w:rFonts w:ascii="EB Garamond" w:hAnsi="EB Garamond" w:eastAsia="EB Garamond" w:cs="EB Garamond"/>
+      <w:rFonts w:eastAsiaTheme="majorEastAsia" w:cstheme="majorBidi"/>
       <w:color w:val="272727" w:themeColor="text1" w:themeTint="D8"/>
     </w:rPr>
   </w:style>
@@ -1226,7 +2783,7 @@
     <w:uiPriority w:val="9"/>
     <w:rsid w:val="00A10FD9"/>
     <w:rPr>
-      <w:rFonts w:ascii="EB Garamond" w:hAnsi="EB Garamond" w:eastAsia="EB Garamond" w:cs="EB Garamond"/>
+      <w:rFonts w:asciiTheme="majorHAnsi" w:eastAsiaTheme="majorEastAsia" w:hAnsiTheme="majorHAnsi" w:cstheme="majorBidi"/>
       <w:color w:val="0F4761" w:themeColor="accent1" w:themeShade="BF"/>
       <w:sz w:val="40"/>
       <w:szCs w:val="40"/>
@@ -1240,7 +2797,7 @@
     <w:semiHidden/>
     <w:rsid w:val="00A10FD9"/>
     <w:rPr>
-      <w:rFonts w:ascii="EB Garamond" w:hAnsi="EB Garamond" w:eastAsia="EB Garamond" w:cs="EB Garamond"/>
+      <w:rFonts w:asciiTheme="majorHAnsi" w:eastAsiaTheme="majorEastAsia" w:hAnsiTheme="majorHAnsi" w:cstheme="majorBidi"/>
       <w:color w:val="0F4761" w:themeColor="accent1" w:themeShade="BF"/>
       <w:sz w:val="32"/>
       <w:szCs w:val="32"/>
@@ -1254,7 +2811,7 @@
     <w:semiHidden/>
     <w:rsid w:val="00A10FD9"/>
     <w:rPr>
-      <w:rFonts w:ascii="EB Garamond" w:hAnsi="EB Garamond" w:eastAsia="EB Garamond" w:cs="EB Garamond"/>
+      <w:rFonts w:eastAsiaTheme="majorEastAsia" w:cstheme="majorBidi"/>
       <w:color w:val="0F4761" w:themeColor="accent1" w:themeShade="BF"/>
       <w:sz w:val="28"/>
       <w:szCs w:val="28"/>
@@ -1268,7 +2825,7 @@
     <w:semiHidden/>
     <w:rsid w:val="00A10FD9"/>
     <w:rPr>
-      <w:rFonts w:ascii="EB Garamond" w:hAnsi="EB Garamond" w:eastAsia="EB Garamond" w:cs="EB Garamond"/>
+      <w:rFonts w:eastAsiaTheme="majorEastAsia" w:cstheme="majorBidi"/>
       <w:i/>
       <w:iCs/>
       <w:color w:val="0F4761" w:themeColor="accent1" w:themeShade="BF"/>
@@ -1282,7 +2839,7 @@
     <w:semiHidden/>
     <w:rsid w:val="00A10FD9"/>
     <w:rPr>
-      <w:rFonts w:ascii="EB Garamond" w:hAnsi="EB Garamond" w:eastAsia="EB Garamond" w:cs="EB Garamond"/>
+      <w:rFonts w:eastAsiaTheme="majorEastAsia" w:cstheme="majorBidi"/>
       <w:color w:val="0F4761" w:themeColor="accent1" w:themeShade="BF"/>
     </w:rPr>
   </w:style>
@@ -1294,7 +2851,7 @@
     <w:semiHidden/>
     <w:rsid w:val="00A10FD9"/>
     <w:rPr>
-      <w:rFonts w:ascii="EB Garamond" w:hAnsi="EB Garamond" w:eastAsia="EB Garamond" w:cs="EB Garamond"/>
+      <w:rFonts w:eastAsiaTheme="majorEastAsia" w:cstheme="majorBidi"/>
       <w:i/>
       <w:iCs/>
       <w:color w:val="595959" w:themeColor="text1" w:themeTint="A6"/>
@@ -1308,7 +2865,7 @@
     <w:semiHidden/>
     <w:rsid w:val="00A10FD9"/>
     <w:rPr>
-      <w:rFonts w:ascii="EB Garamond" w:hAnsi="EB Garamond" w:eastAsia="EB Garamond" w:cs="EB Garamond"/>
+      <w:rFonts w:eastAsiaTheme="majorEastAsia" w:cstheme="majorBidi"/>
       <w:color w:val="595959" w:themeColor="text1" w:themeTint="A6"/>
     </w:rPr>
   </w:style>
@@ -1320,7 +2877,7 @@
     <w:semiHidden/>
     <w:rsid w:val="00A10FD9"/>
     <w:rPr>
-      <w:rFonts w:ascii="EB Garamond" w:hAnsi="EB Garamond" w:eastAsia="EB Garamond" w:cs="EB Garamond"/>
+      <w:rFonts w:eastAsiaTheme="majorEastAsia" w:cstheme="majorBidi"/>
       <w:i/>
       <w:iCs/>
       <w:color w:val="272727" w:themeColor="text1" w:themeTint="D8"/>
@@ -1334,30 +2891,41 @@
     <w:semiHidden/>
     <w:rsid w:val="00A10FD9"/>
     <w:rPr>
-      <w:rFonts w:ascii="EB Garamond" w:hAnsi="EB Garamond" w:eastAsia="EB Garamond" w:cs="EB Garamond"/>
+      <w:rFonts w:eastAsiaTheme="majorEastAsia" w:cstheme="majorBidi"/>
       <w:color w:val="272727" w:themeColor="text1" w:themeTint="D8"/>
     </w:rPr>
+  </w:style>
+  <w:style w:type="paragraph" w:customStyle="1" w:styleId="ListItem">
+    <w:name w:val="List Item"/>
+    <w:basedOn w:val="BodyText"/>
+    <w:qFormat/>
+    <w:pPr>
+      <w:spacing w:before="0" w:after="0" w:line="628" w:lineRule="exact"/>
+      <w:ind w:left="720" w:hanging="720"/>
+    </w:pPr>
   </w:style>
   <w:style w:type="paragraph" w:styleId="BlockText">
     <w:name w:val="Block Text"/>
     <w:basedOn w:val="BodyText"/>
     <w:next w:val="BodyText"/>
     <w:uiPriority w:val="9"/>
+    <w:unhideWhenUsed/>
     <w:qFormat/>
     <w:pPr>
-      <w:spacing w:before="0" w:after="240" w:line="240" w:lineRule="auto"/>
-      <w:ind w:left="720" w:right="720" w:firstLine="0"/>
+      <w:spacing w:before="280" w:after="280" w:line="400" w:lineRule="exact"/>
+      <w:ind w:firstLine="0" w:left="720" w:right="720"/>
     </w:pPr>
   </w:style>
   <w:style w:type="paragraph" w:styleId="FootnoteText">
-    <w:name w:val="footnote text"/>
+    <w:name w:val="Footnote Text"/>
     <w:basedOn w:val="Normal"/>
-    <w:link w:val="FootnoteTextChar"/>
-    <w:uiPriority w:val="99"/>
+    <w:next w:val="FootnoteText"/>
+    <w:uiPriority w:val="9"/>
     <w:unhideWhenUsed/>
+    <w:qFormat/>
     <w:pPr>
-      <w:spacing w:before="0" w:after="100" w:line="240" w:lineRule="auto"/>
-      <w:ind w:firstLine="0"/>
+      <w:keepLines/>
+      <w:spacing w:before="0" w:after="140" w:line="400" w:lineRule="exact"/>
     </w:pPr>
     <w:rPr>
       <w:sz w:val="28"/>
@@ -1372,8 +2940,8 @@
     <w:unhideWhenUsed/>
     <w:qFormat/>
     <w:pPr>
-      <w:spacing w:before="100" w:after="100"/>
-      <w:ind w:firstLine="0" w:left="480" w:right="480"/>
+      <w:spacing w:before="280" w:after="280"/>
+      <w:ind w:firstLine="0" w:left="720" w:right="720"/>
     </w:pPr>
   </w:style>
   <w:style w:type="character" w:default="1" w:styleId="DefaultParagraphFont">
@@ -1481,7 +3049,7 @@
     <w:name w:val="Hyperlink"/>
     <w:basedOn w:val="BodyTextChar"/>
     <w:rPr>
-      <w:color w:val="4F81BD" w:themeColor="accent1"/>
+      <w:color w:val="000000"/>
     </w:rPr>
   </w:style>
   <w:style w:type="paragraph" w:styleId="TOCHeading">
@@ -1496,211 +3064,11 @@
       <w:outlineLvl w:val="9"/>
     </w:pPr>
     <w:rPr>
-      <w:rFonts w:ascii="EB Garamond" w:hAnsi="EB Garamond" w:eastAsia="EB Garamond" w:cs="EB Garamond"/>
+      <w:rFonts w:asciiTheme="majorHAnsi" w:eastAsiaTheme="majorEastAsia" w:hAnsiTheme="majorHAnsi" w:cstheme="majorBidi"/>
       <w:b w:val="0"/>
       <w:bCs w:val="0"/>
       <w:color w:val="365F91" w:themeColor="accent1" w:themeShade="BF"/>
     </w:rPr>
-  </w:style>
-  <w:style w:type="paragraph" w:customStyle="1" w:styleId="Centered">
-    <w:name w:val="Centered"/>
-    <w:basedOn w:val="Normal"/>
-    <w:qFormat/>
-    <w:pPr>
-      <w:spacing w:before="0" w:after="120" w:line="240" w:lineRule="auto"/>
-      <w:ind w:firstLine="0"/>
-      <w:jc w:val="center"/>
-    </w:pPr>
-  </w:style>
-  <w:style w:type="paragraph" w:customStyle="1" w:styleId="Single">
-    <w:name w:val="Single"/>
-    <w:basedOn w:val="Normal"/>
-    <w:qFormat/>
-    <w:pPr>
-      <w:spacing w:before="0" w:after="240" w:line="240" w:lineRule="auto"/>
-      <w:ind w:firstLine="0"/>
-    </w:pPr>
-  </w:style>
-  <w:style w:type="paragraph" w:customStyle="1" w:styleId="Signature">
-    <w:name w:val="Signature"/>
-    <w:basedOn w:val="Normal"/>
-    <w:qFormat/>
-    <w:pPr>
-      <w:keepNext/>
-      <w:spacing w:before="240" w:after="0" w:line="240" w:lineRule="auto"/>
-      <w:ind w:left="4320" w:firstLine="0"/>
-    </w:pPr>
-  </w:style>
-  <w:style w:type="paragraph" w:customStyle="1" w:styleId="Right">
-    <w:name w:val="Right"/>
-    <w:basedOn w:val="Normal"/>
-    <w:qFormat/>
-    <w:pPr>
-      <w:spacing w:before="0" w:after="120" w:line="240" w:lineRule="auto"/>
-      <w:ind w:firstLine="0"/>
-      <w:jc w:val="right"/>
-    </w:pPr>
-  </w:style>
-  <w:style w:type="paragraph" w:customStyle="1" w:styleId="IndentBlock">
-    <w:name w:val="Indent Block"/>
-    <w:basedOn w:val="Normal"/>
-    <w:qFormat/>
-    <w:pPr>
-      <w:spacing w:before="0" w:after="0" w:line="240" w:lineRule="auto"/>
-      <w:ind w:left="4320" w:firstLine="0"/>
-    </w:pPr>
-  </w:style>
-  <w:style w:type="paragraph" w:customStyle="1" w:styleId="Rule">
-    <w:name w:val="Rule"/>
-    <w:basedOn w:val="Normal"/>
-    <w:qFormat/>
-    <w:pPr>
-      <w:pBdr>
-        <w:bottom w:val="double" w:sz="6" w:space="1" w:color="000000"/>
-      </w:pBdr>
-      <w:spacing w:before="0" w:after="240" w:line="240" w:lineRule="auto"/>
-      <w:ind w:firstLine="0"/>
-    </w:pPr>
-  </w:style>
-  <w:style w:type="paragraph" w:customStyle="1" w:styleId="FrontHeading">
-    <w:name w:val="Front Heading"/>
-    <w:basedOn w:val="Normal"/>
-    <w:next w:val="Single"/>
-    <w:qFormat/>
-    <w:pPr>
-      <w:keepNext/>
-      <w:keepLines/>
-      <w:spacing w:before="360" w:after="240" w:line="240" w:lineRule="auto"/>
-      <w:ind w:firstLine="0"/>
-      <w:jc w:val="center"/>
-    </w:pPr>
-    <w:rPr>
-      <w:b/>
-      <w:bCs/>
-      <w:caps/>
-      <w:sz w:val="28"/>
-      <w:szCs w:val="28"/>
-    </w:rPr>
-  </w:style>
-  <w:style w:type="paragraph" w:customStyle="1" w:styleId="PointHeading">
-    <w:name w:val="Point Heading"/>
-    <w:basedOn w:val="Normal"/>
-    <w:next w:val="BodyText"/>
-    <w:qFormat/>
-    <w:pPr>
-      <w:keepNext/>
-      <w:keepLines/>
-      <w:spacing w:before="240" w:after="240" w:line="240" w:lineRule="auto"/>
-      <w:ind w:firstLine="0"/>
-      <w:jc w:val="center"/>
-      <w:outlineLvl w:val="1"/>
-    </w:pPr>
-    <w:rPr>
-      <w:b/>
-      <w:bCs/>
-      <w:smallCaps/>
-      <w:sz w:val="28"/>
-      <w:szCs w:val="28"/>
-    </w:rPr>
-  </w:style>
-  <w:style w:type="paragraph" w:customStyle="1" w:styleId="TOCLine1">
-    <w:name w:val="TOC Line 1"/>
-    <w:basedOn w:val="Normal"/>
-    <w:qFormat/>
-    <w:pPr>
-      <w:spacing w:before="120" w:after="60" w:line="240" w:lineRule="auto"/>
-      <w:ind w:left="0" w:firstLine="0"/>
-    </w:pPr>
-  </w:style>
-  <w:style w:type="paragraph" w:customStyle="1" w:styleId="TOCLine2">
-    <w:name w:val="TOC Line 2"/>
-    <w:basedOn w:val="Normal"/>
-    <w:qFormat/>
-    <w:pPr>
-      <w:spacing w:before="0" w:after="60" w:line="240" w:lineRule="auto"/>
-      <w:ind w:left="720" w:hanging="720" w:firstLine="0"/>
-    </w:pPr>
-  </w:style>
-  <w:style w:type="paragraph" w:customStyle="1" w:styleId="TOCLine3">
-    <w:name w:val="TOC Line 3"/>
-    <w:basedOn w:val="Normal"/>
-    <w:qFormat/>
-    <w:pPr>
-      <w:spacing w:before="0" w:after="60" w:line="240" w:lineRule="auto"/>
-      <w:ind w:left="1440" w:hanging="720" w:firstLine="0"/>
-    </w:pPr>
-  </w:style>
-  <w:style w:type="paragraph" w:customStyle="1" w:styleId="TOCLine4">
-    <w:name w:val="TOC Line 4"/>
-    <w:basedOn w:val="Normal"/>
-    <w:qFormat/>
-    <w:pPr>
-      <w:spacing w:before="0" w:after="60" w:line="240" w:lineRule="auto"/>
-      <w:ind w:left="2160" w:hanging="720" w:firstLine="0"/>
-    </w:pPr>
-  </w:style>
-  <w:style w:type="paragraph" w:customStyle="1" w:styleId="TOAGroup">
-    <w:name w:val="TOA Group"/>
-    <w:basedOn w:val="Normal"/>
-    <w:qFormat/>
-    <w:pPr>
-      <w:keepNext/>
-      <w:spacing w:before="240" w:after="120" w:line="240" w:lineRule="auto"/>
-      <w:ind w:firstLine="0"/>
-    </w:pPr>
-    <w:rPr>
-      <w:b/>
-      <w:bCs/>
-    </w:rPr>
-  </w:style>
-  <w:style w:type="paragraph" w:customStyle="1" w:styleId="TOAEntry">
-    <w:name w:val="TOA Entry"/>
-    <w:basedOn w:val="Normal"/>
-    <w:qFormat/>
-    <w:pPr>
-      <w:spacing w:before="0" w:after="200" w:line="240" w:lineRule="auto"/>
-      <w:ind w:left="504" w:hanging="504" w:firstLine="0"/>
-    </w:pPr>
-  </w:style>
-  <w:style w:type="paragraph" w:customStyle="1" w:styleId="FrontHeading">
-    <w:name w:val="FrontHeading"/>
-    <w:basedOn w:val="BodyText"/>
-    <w:qFormat/>
-  </w:style>
-  <w:style w:type="paragraph" w:customStyle="1" w:styleId="IndentBlock">
-    <w:name w:val="IndentBlock"/>
-    <w:basedOn w:val="BodyText"/>
-    <w:qFormat/>
-  </w:style>
-  <w:style w:type="paragraph" w:customStyle="1" w:styleId="PointHeading">
-    <w:name w:val="PointHeading"/>
-    <w:basedOn w:val="BodyText"/>
-    <w:qFormat/>
-  </w:style>
-  <w:style w:type="paragraph" w:customStyle="1" w:styleId="TOAEntry">
-    <w:name w:val="TOAEntry"/>
-    <w:basedOn w:val="BodyText"/>
-    <w:qFormat/>
-  </w:style>
-  <w:style w:type="paragraph" w:customStyle="1" w:styleId="TOAGroup">
-    <w:name w:val="TOAGroup"/>
-    <w:basedOn w:val="BodyText"/>
-    <w:qFormat/>
-  </w:style>
-  <w:style w:type="paragraph" w:customStyle="1" w:styleId="TOCLine1">
-    <w:name w:val="TOCLine1"/>
-    <w:basedOn w:val="BodyText"/>
-    <w:qFormat/>
-  </w:style>
-  <w:style w:type="paragraph" w:customStyle="1" w:styleId="TOCLine2">
-    <w:name w:val="TOCLine2"/>
-    <w:basedOn w:val="BodyText"/>
-    <w:qFormat/>
-  </w:style>
-  <w:style w:type="paragraph" w:customStyle="1" w:styleId="TOCLine3">
-    <w:name w:val="TOCLine3"/>
-    <w:basedOn w:val="BodyText"/>
-    <w:qFormat/>
   </w:style>
   <w:style w:type="paragraph" w:customStyle="1" w:styleId="SourceCode">
     <w:name w:val="Source Code"/>
